--- a/ROXELLE NIGERIA Ltd. summary.docx
+++ b/ROXELLE NIGERIA Ltd. summary.docx
@@ -4,165 +4,642 @@
   <w:body>
     <w:p>
       <w:pPr>
-        <w:spacing w:before="100" w:beforeAutospacing="1" w:after="100" w:afterAutospacing="1" w:line="240" w:lineRule="auto"/>
-        <w:outlineLvl w:val="0"/>
+        <w:pStyle w:val="NormalWeb"/>
+      </w:pPr>
+      <w:r>
         <w:rPr>
-          <w:rFonts w:ascii="Times New Roman" w:eastAsia="Times New Roman" w:hAnsi="Times New Roman" w:cs="Times New Roman"/>
-          <w:b/>
-          <w:bCs/>
-          <w:kern w:val="36"/>
-          <w:sz w:val="48"/>
-          <w:szCs w:val="48"/>
-        </w:rPr>
-      </w:pPr>
-      <w:r>
-        <w:rPr>
-          <w:rFonts w:ascii="Times New Roman" w:eastAsia="Times New Roman" w:hAnsi="Times New Roman" w:cs="Times New Roman"/>
-          <w:b/>
-          <w:bCs/>
-          <w:kern w:val="36"/>
-          <w:sz w:val="48"/>
-          <w:szCs w:val="48"/>
+          <w:rStyle w:val="Strong"/>
         </w:rPr>
         <w:t>ROXELLE NIGERIA LTD.</w:t>
       </w:r>
-    </w:p>
-    <w:p>
-      <w:pPr>
-        <w:spacing w:before="100" w:beforeAutospacing="1" w:after="100" w:afterAutospacing="1" w:line="240" w:lineRule="auto"/>
-        <w:outlineLvl w:val="1"/>
+      <w:r>
+        <w:t xml:space="preserve"> </w:t>
+      </w:r>
+      <w:r>
         <w:rPr>
-          <w:rFonts w:ascii="Times New Roman" w:eastAsia="Times New Roman" w:hAnsi="Times New Roman" w:cs="Times New Roman"/>
-          <w:b/>
-          <w:bCs/>
-          <w:sz w:val="36"/>
-          <w:szCs w:val="36"/>
-        </w:rPr>
-      </w:pPr>
-      <w:r>
-        <w:rPr>
-          <w:rFonts w:ascii="Times New Roman" w:eastAsia="Times New Roman" w:hAnsi="Times New Roman" w:cs="Times New Roman"/>
-          <w:b/>
-          <w:bCs/>
-          <w:sz w:val="36"/>
-          <w:szCs w:val="36"/>
+          <w:rStyle w:val="Strong"/>
         </w:rPr>
         <w:t>POWER BI SALES &amp; CUSTOMER ANALYTICS DASHBOARD</w:t>
       </w:r>
-    </w:p>
-    <w:p>
-      <w:pPr>
-        <w:spacing w:before="100" w:beforeAutospacing="1" w:after="100" w:afterAutospacing="1" w:line="240" w:lineRule="auto"/>
-        <w:outlineLvl w:val="2"/>
+      <w:r>
+        <w:t xml:space="preserve"> </w:t>
+      </w:r>
+      <w:r>
         <w:rPr>
-          <w:rFonts w:ascii="Times New Roman" w:eastAsia="Times New Roman" w:hAnsi="Times New Roman" w:cs="Times New Roman"/>
-          <w:b/>
-          <w:bCs/>
-          <w:sz w:val="27"/>
-          <w:szCs w:val="27"/>
-        </w:rPr>
-      </w:pPr>
-      <w:r>
-        <w:rPr>
-          <w:rFonts w:ascii="Times New Roman" w:eastAsia="Times New Roman" w:hAnsi="Times New Roman" w:cs="Times New Roman"/>
-          <w:b/>
-          <w:bCs/>
-          <w:sz w:val="27"/>
-          <w:szCs w:val="27"/>
+          <w:rStyle w:val="Strong"/>
         </w:rPr>
         <w:t>Capstone Project Summary</w:t>
       </w:r>
     </w:p>
     <w:p>
       <w:pPr>
-        <w:spacing w:before="100" w:beforeAutospacing="1" w:after="100" w:afterAutospacing="1" w:line="240" w:lineRule="auto"/>
-        <w:outlineLvl w:val="2"/>
+        <w:pStyle w:val="NormalWeb"/>
+      </w:pPr>
+      <w:r>
         <w:rPr>
-          <w:rFonts w:ascii="Times New Roman" w:eastAsia="Times New Roman" w:hAnsi="Times New Roman" w:cs="Times New Roman"/>
-          <w:b/>
-          <w:bCs/>
-          <w:sz w:val="27"/>
-          <w:szCs w:val="27"/>
-        </w:rPr>
-      </w:pPr>
-      <w:r>
-        <w:rPr>
-          <w:rFonts w:ascii="Times New Roman" w:eastAsia="Times New Roman" w:hAnsi="Times New Roman" w:cs="Times New Roman"/>
-          <w:b/>
-          <w:bCs/>
-          <w:sz w:val="27"/>
-          <w:szCs w:val="27"/>
+          <w:rStyle w:val="Strong"/>
         </w:rPr>
         <w:t>Prepared By:</w:t>
       </w:r>
       <w:r>
+        <w:t xml:space="preserve"> Abraham </w:t>
+      </w:r>
+      <w:proofErr w:type="spellStart"/>
+      <w:r>
+        <w:t>Ogboli</w:t>
+      </w:r>
+      <w:proofErr w:type="spellEnd"/>
+      <w:r>
+        <w:t xml:space="preserve"> </w:t>
+      </w:r>
+      <w:proofErr w:type="spellStart"/>
+      <w:r>
+        <w:t>Osefumnanya</w:t>
+      </w:r>
+      <w:proofErr w:type="spellEnd"/>
+    </w:p>
+    <w:p>
+      <w:pPr>
+        <w:pStyle w:val="Heading3"/>
+      </w:pPr>
+      <w:r>
+        <w:t>Executive Summary</w:t>
+      </w:r>
+    </w:p>
+    <w:p>
+      <w:pPr>
+        <w:pStyle w:val="NormalWeb"/>
+      </w:pPr>
+      <w:r>
+        <w:t xml:space="preserve">This project involved the development of a comprehensive Business Intelligence solution using Microsoft Power BI for </w:t>
+      </w:r>
+      <w:proofErr w:type="spellStart"/>
+      <w:r>
+        <w:t>Roxelle</w:t>
+      </w:r>
+      <w:proofErr w:type="spellEnd"/>
+      <w:r>
+        <w:t xml:space="preserve"> Nigeria Ltd. The primary objective was to transform raw transactional and operational data into actionable insights to support strategic decision-making in the areas of sales performance, customer management, product performance, and discount optimization.</w:t>
+      </w:r>
+    </w:p>
+    <w:p>
+      <w:pPr>
+        <w:pStyle w:val="NormalWeb"/>
+      </w:pPr>
+      <w:r>
+        <w:t>The analysis was conducted using five key datasets: sales transactions, customer information, product details, branch data, and calendar information. A robust star schema data model was implemented to ensure efficient querying and reporting. Data cleaning, transformation, and preparation were carried out using Power Query, while DAX measures were developed to compute critical Key Performance Indicators (KPIs).</w:t>
+      </w:r>
+    </w:p>
+    <w:p>
+      <w:pPr>
+        <w:pStyle w:val="Heading3"/>
+      </w:pPr>
+      <w:r>
+        <w:t>Sales Performance Analysis</w:t>
+      </w:r>
+    </w:p>
+    <w:p>
+      <w:pPr>
+        <w:pStyle w:val="NormalWeb"/>
+      </w:pPr>
+      <w:r>
+        <w:t>The Sales Performance dashboard provides clear visibility into revenue generation, profitability, and branch-level performance.</w:t>
+      </w:r>
+    </w:p>
+    <w:p>
+      <w:pPr>
+        <w:pStyle w:val="NormalWeb"/>
+      </w:pPr>
+      <w:r>
+        <w:t>Key findings include:</w:t>
+      </w:r>
+    </w:p>
+    <w:p>
+      <w:pPr>
+        <w:numPr>
+          <w:ilvl w:val="0"/>
+          <w:numId w:val="2"/>
+        </w:numPr>
+        <w:spacing w:before="100" w:beforeAutospacing="1" w:after="100" w:afterAutospacing="1" w:line="240" w:lineRule="auto"/>
+      </w:pPr>
+      <w:r>
         <w:rPr>
-          <w:rFonts w:ascii="Times New Roman" w:eastAsia="Times New Roman" w:hAnsi="Times New Roman" w:cs="Times New Roman"/>
-          <w:b/>
-          <w:bCs/>
-          <w:sz w:val="27"/>
-          <w:szCs w:val="27"/>
+          <w:rStyle w:val="Strong"/>
         </w:rPr>
-        <w:t xml:space="preserve"> </w:t>
-      </w:r>
+        <w:t>Total Revenue</w:t>
+      </w:r>
+      <w:r>
+        <w:t>: ₦76 Million</w:t>
+      </w:r>
+    </w:p>
+    <w:p>
+      <w:pPr>
+        <w:numPr>
+          <w:ilvl w:val="0"/>
+          <w:numId w:val="2"/>
+        </w:numPr>
+        <w:spacing w:before="100" w:beforeAutospacing="1" w:after="100" w:afterAutospacing="1" w:line="240" w:lineRule="auto"/>
+      </w:pPr>
       <w:r>
         <w:rPr>
-          <w:rFonts w:ascii="Times New Roman" w:eastAsia="Times New Roman" w:hAnsi="Times New Roman" w:cs="Times New Roman"/>
-          <w:sz w:val="24"/>
-          <w:szCs w:val="24"/>
+          <w:rStyle w:val="Strong"/>
         </w:rPr>
-        <w:t xml:space="preserve">Abraham </w:t>
+        <w:t>Total Profit</w:t>
+      </w:r>
+      <w:r>
+        <w:t>: ₦25 Million</w:t>
+      </w:r>
+    </w:p>
+    <w:p>
+      <w:pPr>
+        <w:numPr>
+          <w:ilvl w:val="0"/>
+          <w:numId w:val="2"/>
+        </w:numPr>
+        <w:spacing w:before="100" w:beforeAutospacing="1" w:after="100" w:afterAutospacing="1" w:line="240" w:lineRule="auto"/>
+      </w:pPr>
+      <w:r>
+        <w:rPr>
+          <w:rStyle w:val="Strong"/>
+        </w:rPr>
+        <w:t>Profit Margin</w:t>
+      </w:r>
+      <w:r>
+        <w:t>: 33.26%</w:t>
+      </w:r>
+    </w:p>
+    <w:p>
+      <w:pPr>
+        <w:numPr>
+          <w:ilvl w:val="0"/>
+          <w:numId w:val="2"/>
+        </w:numPr>
+        <w:spacing w:before="100" w:beforeAutospacing="1" w:after="100" w:afterAutospacing="1" w:line="240" w:lineRule="auto"/>
+      </w:pPr>
+      <w:r>
+        <w:rPr>
+          <w:rStyle w:val="Strong"/>
+        </w:rPr>
+        <w:t>Surulere Branch</w:t>
+      </w:r>
+      <w:r>
+        <w:t xml:space="preserve"> recorded the highest revenue contribution among all branches.</w:t>
+      </w:r>
+    </w:p>
+    <w:p>
+      <w:pPr>
+        <w:numPr>
+          <w:ilvl w:val="0"/>
+          <w:numId w:val="2"/>
+        </w:numPr>
+        <w:spacing w:before="100" w:beforeAutospacing="1" w:after="100" w:afterAutospacing="1" w:line="240" w:lineRule="auto"/>
+      </w:pPr>
+      <w:r>
+        <w:t xml:space="preserve">The </w:t>
+      </w:r>
+      <w:r>
+        <w:rPr>
+          <w:rStyle w:val="Strong"/>
+        </w:rPr>
+        <w:t>Food &amp; Beverages</w:t>
+      </w:r>
+      <w:r>
+        <w:t xml:space="preserve"> category emerged as the top revenue-generating product category.</w:t>
+      </w:r>
+    </w:p>
+    <w:p>
+      <w:pPr>
+        <w:pStyle w:val="NormalWeb"/>
+      </w:pPr>
+      <w:r>
+        <w:t>Revenue trends showed fluctuations across the months, while the company maintained a healthy overall profit margin. These insights enable management to focus resources on high-performing branches and product categories while maintaining strong financial oversight.</w:t>
+      </w:r>
+    </w:p>
+    <w:p>
+      <w:pPr>
+        <w:pStyle w:val="Heading3"/>
+      </w:pPr>
+      <w:r>
+        <w:t xml:space="preserve">Customer </w:t>
       </w:r>
       <w:proofErr w:type="spellStart"/>
       <w:r>
+        <w:t>Behaviour</w:t>
+      </w:r>
+      <w:proofErr w:type="spellEnd"/>
+      <w:r>
+        <w:t xml:space="preserve"> Analysis</w:t>
+      </w:r>
+    </w:p>
+    <w:p>
+      <w:pPr>
+        <w:pStyle w:val="NormalWeb"/>
+      </w:pPr>
+      <w:r>
+        <w:t xml:space="preserve">The Customer </w:t>
+      </w:r>
+      <w:proofErr w:type="spellStart"/>
+      <w:r>
+        <w:t>Behaviour</w:t>
+      </w:r>
+      <w:proofErr w:type="spellEnd"/>
+      <w:r>
+        <w:t xml:space="preserve"> dashboard offers deep insights into customer demographics, purchasing patterns, and loyalty dynamics.</w:t>
+      </w:r>
+    </w:p>
+    <w:p>
+      <w:pPr>
+        <w:pStyle w:val="NormalWeb"/>
+      </w:pPr>
+      <w:r>
+        <w:t>Notable findings:</w:t>
+      </w:r>
+    </w:p>
+    <w:p>
+      <w:pPr>
+        <w:numPr>
+          <w:ilvl w:val="0"/>
+          <w:numId w:val="3"/>
+        </w:numPr>
+        <w:spacing w:before="100" w:beforeAutospacing="1" w:after="100" w:afterAutospacing="1" w:line="240" w:lineRule="auto"/>
+      </w:pPr>
+      <w:r>
         <w:rPr>
-          <w:rFonts w:ascii="Times New Roman" w:eastAsia="Times New Roman" w:hAnsi="Times New Roman" w:cs="Times New Roman"/>
-          <w:sz w:val="24"/>
-          <w:szCs w:val="24"/>
+          <w:rStyle w:val="Strong"/>
         </w:rPr>
-        <w:t>Ogboli</w:t>
+        <w:t>Loyal</w:t>
+      </w:r>
+      <w:r>
+        <w:t xml:space="preserve"> customers represent the most valuable customer segment, contributing the highest total revenue.</w:t>
+      </w:r>
+    </w:p>
+    <w:p>
+      <w:pPr>
+        <w:numPr>
+          <w:ilvl w:val="0"/>
+          <w:numId w:val="3"/>
+        </w:numPr>
+        <w:spacing w:before="100" w:beforeAutospacing="1" w:after="100" w:afterAutospacing="1" w:line="240" w:lineRule="auto"/>
+      </w:pPr>
+      <w:r>
+        <w:lastRenderedPageBreak/>
+        <w:t xml:space="preserve">Loyalty card participants demonstrated significantly stronger purchasing </w:t>
+      </w:r>
+      <w:proofErr w:type="spellStart"/>
+      <w:r>
+        <w:t>behaviour</w:t>
       </w:r>
       <w:proofErr w:type="spellEnd"/>
       <w:r>
+        <w:t xml:space="preserve"> compared to non-participants.</w:t>
+      </w:r>
+    </w:p>
+    <w:p>
+      <w:pPr>
+        <w:numPr>
+          <w:ilvl w:val="0"/>
+          <w:numId w:val="3"/>
+        </w:numPr>
+        <w:spacing w:before="100" w:beforeAutospacing="1" w:after="100" w:afterAutospacing="1" w:line="240" w:lineRule="auto"/>
+      </w:pPr>
+      <w:r>
+        <w:t xml:space="preserve">The </w:t>
+      </w:r>
+      <w:r>
         <w:rPr>
-          <w:rFonts w:ascii="Times New Roman" w:eastAsia="Times New Roman" w:hAnsi="Times New Roman" w:cs="Times New Roman"/>
-          <w:sz w:val="24"/>
-          <w:szCs w:val="24"/>
+          <w:rStyle w:val="Strong"/>
         </w:rPr>
-        <w:t xml:space="preserve"> </w:t>
+        <w:t>36–45</w:t>
+      </w:r>
+      <w:r>
+        <w:t xml:space="preserve"> age group constitutes the largest customer base by age bracket.</w:t>
+      </w:r>
+    </w:p>
+    <w:p>
+      <w:pPr>
+        <w:numPr>
+          <w:ilvl w:val="0"/>
+          <w:numId w:val="3"/>
+        </w:numPr>
+        <w:spacing w:before="100" w:beforeAutospacing="1" w:after="100" w:afterAutospacing="1" w:line="240" w:lineRule="auto"/>
+      </w:pPr>
+      <w:r>
+        <w:t>Clear geographic concentration was observed, with certain branches and cities showing higher customer density.</w:t>
+      </w:r>
+    </w:p>
+    <w:p>
+      <w:pPr>
+        <w:pStyle w:val="NormalWeb"/>
+      </w:pPr>
+      <w:r>
+        <w:t>These insights support the development of targeted marketing campaigns and enhanced customer retention strategies.</w:t>
+      </w:r>
+    </w:p>
+    <w:p>
+      <w:pPr>
+        <w:pStyle w:val="Heading3"/>
+      </w:pPr>
+      <w:r>
+        <w:t>Product Performance Analysis</w:t>
+      </w:r>
+    </w:p>
+    <w:p>
+      <w:pPr>
+        <w:pStyle w:val="NormalWeb"/>
+      </w:pPr>
+      <w:r>
+        <w:t>The Product Performance dashboard evaluates product contribution, return rates, and category profitability.</w:t>
+      </w:r>
+    </w:p>
+    <w:p>
+      <w:pPr>
+        <w:pStyle w:val="NormalWeb"/>
+      </w:pPr>
+      <w:r>
+        <w:t>Key observations:</w:t>
+      </w:r>
+    </w:p>
+    <w:p>
+      <w:pPr>
+        <w:numPr>
+          <w:ilvl w:val="0"/>
+          <w:numId w:val="4"/>
+        </w:numPr>
+        <w:spacing w:before="100" w:beforeAutospacing="1" w:after="100" w:afterAutospacing="1" w:line="240" w:lineRule="auto"/>
+      </w:pPr>
+      <w:r>
+        <w:t>A small number of products drive a disproportionate share of total revenue.</w:t>
+      </w:r>
+    </w:p>
+    <w:p>
+      <w:pPr>
+        <w:numPr>
+          <w:ilvl w:val="0"/>
+          <w:numId w:val="4"/>
+        </w:numPr>
+        <w:spacing w:before="100" w:beforeAutospacing="1" w:after="100" w:afterAutospacing="1" w:line="240" w:lineRule="auto"/>
+      </w:pPr>
+      <w:r>
+        <w:t>Several low-performing products were identified, requiring potential review or discontinuation.</w:t>
+      </w:r>
+    </w:p>
+    <w:p>
+      <w:pPr>
+        <w:numPr>
+          <w:ilvl w:val="0"/>
+          <w:numId w:val="4"/>
+        </w:numPr>
+        <w:spacing w:before="100" w:beforeAutospacing="1" w:after="100" w:afterAutospacing="1" w:line="240" w:lineRule="auto"/>
+      </w:pPr>
+      <w:r>
+        <w:t>Specific products with high return rates were flagged for quality or operational improvement.</w:t>
+      </w:r>
+    </w:p>
+    <w:p>
+      <w:pPr>
+        <w:numPr>
+          <w:ilvl w:val="0"/>
+          <w:numId w:val="4"/>
+        </w:numPr>
+        <w:spacing w:before="100" w:beforeAutospacing="1" w:after="100" w:afterAutospacing="1" w:line="240" w:lineRule="auto"/>
+      </w:pPr>
+      <w:r>
+        <w:rPr>
+          <w:rStyle w:val="Strong"/>
+        </w:rPr>
+        <w:t>Food &amp; Beverages</w:t>
+      </w:r>
+      <w:r>
+        <w:t xml:space="preserve"> and </w:t>
+      </w:r>
+      <w:r>
+        <w:rPr>
+          <w:rStyle w:val="Strong"/>
+        </w:rPr>
+        <w:t>Household Essentials</w:t>
+      </w:r>
+      <w:r>
+        <w:t xml:space="preserve"> emerged as strong contributors to overall profitability.</w:t>
+      </w:r>
+    </w:p>
+    <w:p>
+      <w:pPr>
+        <w:pStyle w:val="NormalWeb"/>
+      </w:pPr>
+      <w:r>
+        <w:t>This analysis highlights opportunities for portfolio optimization and focused investment in high-performing product lines.</w:t>
+      </w:r>
+    </w:p>
+    <w:p>
+      <w:pPr>
+        <w:pStyle w:val="Heading3"/>
+      </w:pPr>
+      <w:r>
+        <w:t>Discount Audit Analysis</w:t>
+      </w:r>
+    </w:p>
+    <w:p>
+      <w:pPr>
+        <w:pStyle w:val="NormalWeb"/>
+      </w:pPr>
+      <w:r>
+        <w:t>The Discount Audit dashboard examines the effectiveness and impact of promotional discounts across branches.</w:t>
+      </w:r>
+    </w:p>
+    <w:p>
+      <w:pPr>
+        <w:pStyle w:val="NormalWeb"/>
+      </w:pPr>
+      <w:r>
+        <w:t>Critical insights include:</w:t>
+      </w:r>
+    </w:p>
+    <w:p>
+      <w:pPr>
+        <w:numPr>
+          <w:ilvl w:val="0"/>
+          <w:numId w:val="5"/>
+        </w:numPr>
+        <w:spacing w:before="100" w:beforeAutospacing="1" w:after="100" w:afterAutospacing="1" w:line="240" w:lineRule="auto"/>
+      </w:pPr>
+      <w:r>
+        <w:t xml:space="preserve">Total </w:t>
+      </w:r>
+      <w:r>
+        <w:rPr>
+          <w:rStyle w:val="Strong"/>
+        </w:rPr>
+        <w:t>Revenue Lost to Discounts</w:t>
+      </w:r>
+      <w:r>
+        <w:t>: ₦2 Million</w:t>
+      </w:r>
+    </w:p>
+    <w:p>
+      <w:pPr>
+        <w:numPr>
+          <w:ilvl w:val="0"/>
+          <w:numId w:val="5"/>
+        </w:numPr>
+        <w:spacing w:before="100" w:beforeAutospacing="1" w:after="100" w:afterAutospacing="1" w:line="240" w:lineRule="auto"/>
+      </w:pPr>
+      <w:r>
+        <w:t>While discounts stimulated customer spending in some cases, higher discount percentages did not always result in proportional revenue increases.</w:t>
+      </w:r>
+    </w:p>
+    <w:p>
+      <w:pPr>
+        <w:numPr>
+          <w:ilvl w:val="0"/>
+          <w:numId w:val="5"/>
+        </w:numPr>
+        <w:spacing w:before="100" w:beforeAutospacing="1" w:after="100" w:afterAutospacing="1" w:line="240" w:lineRule="auto"/>
+      </w:pPr>
+      <w:r>
+        <w:t>Significant variations in discount application were observed across branches, indicating inconsistent promotional practices.</w:t>
+      </w:r>
+    </w:p>
+    <w:p>
+      <w:pPr>
+        <w:pStyle w:val="NormalWeb"/>
+      </w:pPr>
+      <w:r>
+        <w:t>These findings underscore the need for a more structured and data-driven approach to discount management to protect profitability while supporting sales growth.</w:t>
+      </w:r>
+    </w:p>
+    <w:p>
+      <w:pPr>
+        <w:pStyle w:val="Heading3"/>
+      </w:pPr>
+      <w:r>
+        <w:t>Recommendations</w:t>
+      </w:r>
+    </w:p>
+    <w:p>
+      <w:pPr>
+        <w:pStyle w:val="NormalWeb"/>
+      </w:pPr>
+      <w:r>
+        <w:t>Based on the comprehensive analysis, the following recommendations are proposed:</w:t>
+      </w:r>
+    </w:p>
+    <w:p>
+      <w:pPr>
+        <w:numPr>
+          <w:ilvl w:val="0"/>
+          <w:numId w:val="6"/>
+        </w:numPr>
+        <w:spacing w:before="100" w:beforeAutospacing="1" w:after="100" w:afterAutospacing="1" w:line="240" w:lineRule="auto"/>
+      </w:pPr>
+      <w:r>
+        <w:lastRenderedPageBreak/>
+        <w:t xml:space="preserve">Prioritize investment and promotional focus on high-performing products and categories, particularly </w:t>
+      </w:r>
+      <w:r>
+        <w:rPr>
+          <w:rStyle w:val="Strong"/>
+        </w:rPr>
+        <w:t>Food &amp; Beverages</w:t>
+      </w:r>
+      <w:r>
+        <w:t>.</w:t>
+      </w:r>
+    </w:p>
+    <w:p>
+      <w:pPr>
+        <w:numPr>
+          <w:ilvl w:val="0"/>
+          <w:numId w:val="6"/>
+        </w:numPr>
+        <w:spacing w:before="100" w:beforeAutospacing="1" w:after="100" w:afterAutospacing="1" w:line="240" w:lineRule="auto"/>
+      </w:pPr>
+      <w:r>
+        <w:t xml:space="preserve">Strengthen and expand the </w:t>
+      </w:r>
+      <w:r>
+        <w:rPr>
+          <w:rStyle w:val="Strong"/>
+        </w:rPr>
+        <w:t xml:space="preserve">Loyalty </w:t>
       </w:r>
       <w:proofErr w:type="spellStart"/>
       <w:r>
         <w:rPr>
-          <w:rFonts w:ascii="Times New Roman" w:eastAsia="Times New Roman" w:hAnsi="Times New Roman" w:cs="Times New Roman"/>
-          <w:sz w:val="24"/>
-          <w:szCs w:val="24"/>
+          <w:rStyle w:val="Strong"/>
         </w:rPr>
-        <w:t>Osefumnanya</w:t>
+        <w:t>Programme</w:t>
       </w:r>
       <w:proofErr w:type="spellEnd"/>
-    </w:p>
-    <w:p>
-      <w:pPr>
+      <w:r>
+        <w:t xml:space="preserve"> to increase customer retention and lifetime value.</w:t>
+      </w:r>
+    </w:p>
+    <w:p>
+      <w:pPr>
+        <w:numPr>
+          <w:ilvl w:val="0"/>
+          <w:numId w:val="6"/>
+        </w:numPr>
         <w:spacing w:before="100" w:beforeAutospacing="1" w:after="100" w:afterAutospacing="1" w:line="240" w:lineRule="auto"/>
-        <w:outlineLvl w:val="1"/>
-        <w:rPr>
-          <w:rFonts w:ascii="Times New Roman" w:eastAsia="Times New Roman" w:hAnsi="Times New Roman" w:cs="Times New Roman"/>
-          <w:b/>
-          <w:bCs/>
-          <w:sz w:val="36"/>
-          <w:szCs w:val="36"/>
-        </w:rPr>
-      </w:pPr>
-      <w:r>
-        <w:rPr>
-          <w:rFonts w:ascii="Times New Roman" w:eastAsia="Times New Roman" w:hAnsi="Times New Roman" w:cs="Times New Roman"/>
-          <w:b/>
-          <w:bCs/>
-          <w:sz w:val="36"/>
-          <w:szCs w:val="36"/>
-        </w:rPr>
-        <w:t>Executive Summary</w:t>
+      </w:pPr>
+      <w:r>
+        <w:t>Conduct a detailed review of low-performing and high-return products for possible repositioning, improvement, or phase-out.</w:t>
+      </w:r>
+    </w:p>
+    <w:p>
+      <w:pPr>
+        <w:numPr>
+          <w:ilvl w:val="0"/>
+          <w:numId w:val="6"/>
+        </w:numPr>
+        <w:spacing w:before="100" w:beforeAutospacing="1" w:after="100" w:afterAutospacing="1" w:line="240" w:lineRule="auto"/>
+      </w:pPr>
+      <w:r>
+        <w:t>Establish consistent discount governance policies across all branches to minimize revenue leakage while maintaining promotional effectiveness.</w:t>
+      </w:r>
+    </w:p>
+    <w:p>
+      <w:pPr>
+        <w:numPr>
+          <w:ilvl w:val="0"/>
+          <w:numId w:val="6"/>
+        </w:numPr>
+        <w:spacing w:before="100" w:beforeAutospacing="1" w:after="100" w:afterAutospacing="1" w:line="240" w:lineRule="auto"/>
+      </w:pPr>
+      <w:r>
+        <w:t>Institutionalize the use of this Power BI dashboard for ongoing monitoring of key metrics and performance trends.</w:t>
+      </w:r>
+    </w:p>
+    <w:p>
+      <w:pPr>
+        <w:pStyle w:val="Heading3"/>
+      </w:pPr>
+      <w:r>
+        <w:t>Conclusion</w:t>
+      </w:r>
+    </w:p>
+    <w:p>
+      <w:pPr>
+        <w:pStyle w:val="NormalWeb"/>
+      </w:pPr>
+      <w:r>
+        <w:t xml:space="preserve">The completed Power BI solution provides </w:t>
+      </w:r>
+      <w:proofErr w:type="spellStart"/>
+      <w:r>
+        <w:t>Roxelle</w:t>
+      </w:r>
+      <w:proofErr w:type="spellEnd"/>
+      <w:r>
+        <w:t xml:space="preserve"> Nigeria Ltd. with a centralized, interactive, and user-friendly analytics platform. It equips management with timely, data-driven insights to monitor business performance, understand customer </w:t>
+      </w:r>
+      <w:proofErr w:type="spellStart"/>
+      <w:r>
+        <w:t>behaviour</w:t>
+      </w:r>
+      <w:proofErr w:type="spellEnd"/>
+      <w:r>
+        <w:t>, optimize product strategies, and enhance promotional effectiveness. This will ultimately drive improved operational efficiency, customer satisfaction, and sustainable profitability.</w:t>
       </w:r>
     </w:p>
     <w:p>
@@ -180,785 +657,7 @@
           <w:sz w:val="24"/>
           <w:szCs w:val="24"/>
         </w:rPr>
-        <w:t xml:space="preserve">This project was developed to provide </w:t>
-      </w:r>
-      <w:proofErr w:type="spellStart"/>
-      <w:r>
-        <w:rPr>
-          <w:rFonts w:ascii="Times New Roman" w:eastAsia="Times New Roman" w:hAnsi="Times New Roman" w:cs="Times New Roman"/>
-          <w:sz w:val="24"/>
-          <w:szCs w:val="24"/>
-        </w:rPr>
-        <w:t>Roxelle</w:t>
-      </w:r>
-      <w:proofErr w:type="spellEnd"/>
-      <w:r>
-        <w:rPr>
-          <w:rFonts w:ascii="Times New Roman" w:eastAsia="Times New Roman" w:hAnsi="Times New Roman" w:cs="Times New Roman"/>
-          <w:sz w:val="24"/>
-          <w:szCs w:val="24"/>
-        </w:rPr>
-        <w:t xml:space="preserve"> Nigeria Ltd. with a comprehensive business intelligence solution using Microsoft Power BI. The objective was to transform transactional and operational data into actionable insights that support strategic decision-making across sales, customer management, product performance, and discount optimization.</w:t>
-      </w:r>
-    </w:p>
-    <w:p>
-      <w:pPr>
-        <w:spacing w:before="100" w:beforeAutospacing="1" w:after="100" w:afterAutospacing="1" w:line="240" w:lineRule="auto"/>
-        <w:rPr>
-          <w:rFonts w:ascii="Times New Roman" w:eastAsia="Times New Roman" w:hAnsi="Times New Roman" w:cs="Times New Roman"/>
-          <w:sz w:val="24"/>
-          <w:szCs w:val="24"/>
-        </w:rPr>
-      </w:pPr>
-      <w:r>
-        <w:rPr>
-          <w:rFonts w:ascii="Times New Roman" w:eastAsia="Times New Roman" w:hAnsi="Times New Roman" w:cs="Times New Roman"/>
-          <w:sz w:val="24"/>
-          <w:szCs w:val="24"/>
-        </w:rPr>
-        <w:t>The analysis utilized five datasets covering sales transactions, customer information, product information, branch data, and calendar information. A star schema data model was developed to support efficient analysis and reporting. Power Query was used for data cleaning, transformation, and preparation, while DAX measures were developed to calculate key performance indicators.</w:t>
-      </w:r>
-    </w:p>
-    <w:p>
-      <w:pPr>
-        <w:spacing w:before="100" w:beforeAutospacing="1" w:after="100" w:afterAutospacing="1" w:line="240" w:lineRule="auto"/>
-        <w:outlineLvl w:val="1"/>
-        <w:rPr>
-          <w:rFonts w:ascii="Times New Roman" w:eastAsia="Times New Roman" w:hAnsi="Times New Roman" w:cs="Times New Roman"/>
-          <w:b/>
-          <w:bCs/>
-          <w:sz w:val="36"/>
-          <w:szCs w:val="36"/>
-        </w:rPr>
-      </w:pPr>
-      <w:r>
-        <w:rPr>
-          <w:rFonts w:ascii="Times New Roman" w:eastAsia="Times New Roman" w:hAnsi="Times New Roman" w:cs="Times New Roman"/>
-          <w:b/>
-          <w:bCs/>
-          <w:sz w:val="36"/>
-          <w:szCs w:val="36"/>
-        </w:rPr>
-        <w:t>Sales Performance Analysis</w:t>
-      </w:r>
-    </w:p>
-    <w:p>
-      <w:pPr>
-        <w:spacing w:before="100" w:beforeAutospacing="1" w:after="100" w:afterAutospacing="1" w:line="240" w:lineRule="auto"/>
-        <w:rPr>
-          <w:rFonts w:ascii="Times New Roman" w:eastAsia="Times New Roman" w:hAnsi="Times New Roman" w:cs="Times New Roman"/>
-          <w:sz w:val="24"/>
-          <w:szCs w:val="24"/>
-        </w:rPr>
-      </w:pPr>
-      <w:r>
-        <w:rPr>
-          <w:rFonts w:ascii="Times New Roman" w:eastAsia="Times New Roman" w:hAnsi="Times New Roman" w:cs="Times New Roman"/>
-          <w:sz w:val="24"/>
-          <w:szCs w:val="24"/>
-        </w:rPr>
-        <w:t>The Sales Performance dashboard provides visibility into revenue generation, profitability, and branch performance.</w:t>
-      </w:r>
-    </w:p>
-    <w:p>
-      <w:pPr>
-        <w:spacing w:before="100" w:beforeAutospacing="1" w:after="100" w:afterAutospacing="1" w:line="240" w:lineRule="auto"/>
-        <w:rPr>
-          <w:rFonts w:ascii="Times New Roman" w:eastAsia="Times New Roman" w:hAnsi="Times New Roman" w:cs="Times New Roman"/>
-          <w:sz w:val="24"/>
-          <w:szCs w:val="24"/>
-        </w:rPr>
-      </w:pPr>
-      <w:r>
-        <w:rPr>
-          <w:rFonts w:ascii="Times New Roman" w:eastAsia="Times New Roman" w:hAnsi="Times New Roman" w:cs="Times New Roman"/>
-          <w:sz w:val="24"/>
-          <w:szCs w:val="24"/>
-        </w:rPr>
-        <w:t xml:space="preserve">Analysis revealed that </w:t>
-      </w:r>
-      <w:r>
-        <w:rPr>
-          <w:rFonts w:ascii="Times New Roman" w:eastAsia="Times New Roman" w:hAnsi="Times New Roman" w:cs="Times New Roman"/>
-          <w:b/>
-          <w:bCs/>
-          <w:sz w:val="24"/>
-          <w:szCs w:val="24"/>
-        </w:rPr>
-        <w:t>Surulere Branch</w:t>
-      </w:r>
-      <w:r>
-        <w:rPr>
-          <w:rFonts w:ascii="Times New Roman" w:eastAsia="Times New Roman" w:hAnsi="Times New Roman" w:cs="Times New Roman"/>
-          <w:b/>
-          <w:bCs/>
-          <w:sz w:val="24"/>
-          <w:szCs w:val="24"/>
-        </w:rPr>
-        <w:t xml:space="preserve"> </w:t>
-      </w:r>
-      <w:r>
-        <w:rPr>
-          <w:rFonts w:ascii="Times New Roman" w:eastAsia="Times New Roman" w:hAnsi="Times New Roman" w:cs="Times New Roman"/>
-          <w:sz w:val="24"/>
-          <w:szCs w:val="24"/>
-        </w:rPr>
-        <w:t xml:space="preserve">generated the highest revenue contribution while </w:t>
-      </w:r>
-      <w:r>
-        <w:rPr>
-          <w:rFonts w:ascii="Times New Roman" w:eastAsia="Times New Roman" w:hAnsi="Times New Roman" w:cs="Times New Roman"/>
-          <w:b/>
-          <w:bCs/>
-          <w:sz w:val="24"/>
-          <w:szCs w:val="24"/>
-        </w:rPr>
-        <w:t>Food &amp; Beverages</w:t>
-      </w:r>
-      <w:r>
-        <w:rPr>
-          <w:rFonts w:ascii="Times New Roman" w:eastAsia="Times New Roman" w:hAnsi="Times New Roman" w:cs="Times New Roman"/>
-          <w:b/>
-          <w:bCs/>
-          <w:sz w:val="24"/>
-          <w:szCs w:val="24"/>
-        </w:rPr>
-        <w:t xml:space="preserve"> </w:t>
-      </w:r>
-      <w:r>
-        <w:rPr>
-          <w:rFonts w:ascii="Times New Roman" w:eastAsia="Times New Roman" w:hAnsi="Times New Roman" w:cs="Times New Roman"/>
-          <w:sz w:val="24"/>
-          <w:szCs w:val="24"/>
-        </w:rPr>
-        <w:t xml:space="preserve">emerged as the leading product category. Revenue trends indicate fluctuation during the reporting period. Profit margins remained </w:t>
-      </w:r>
-      <w:r>
-        <w:rPr>
-          <w:rFonts w:ascii="Times New Roman" w:eastAsia="Times New Roman" w:hAnsi="Times New Roman" w:cs="Times New Roman"/>
-          <w:b/>
-          <w:bCs/>
-          <w:sz w:val="24"/>
-          <w:szCs w:val="24"/>
-        </w:rPr>
-        <w:t>[strong/moderate]</w:t>
-      </w:r>
-      <w:r>
-        <w:rPr>
-          <w:rFonts w:ascii="Times New Roman" w:eastAsia="Times New Roman" w:hAnsi="Times New Roman" w:cs="Times New Roman"/>
-          <w:sz w:val="24"/>
-          <w:szCs w:val="24"/>
-        </w:rPr>
-        <w:t>, demonstrating the company's ability to generate value from sales activities.</w:t>
-      </w:r>
-    </w:p>
-    <w:p>
-      <w:pPr>
-        <w:spacing w:before="100" w:beforeAutospacing="1" w:after="100" w:afterAutospacing="1" w:line="240" w:lineRule="auto"/>
-        <w:rPr>
-          <w:rFonts w:ascii="Times New Roman" w:eastAsia="Times New Roman" w:hAnsi="Times New Roman" w:cs="Times New Roman"/>
-          <w:sz w:val="24"/>
-          <w:szCs w:val="24"/>
-        </w:rPr>
-      </w:pPr>
-      <w:r>
-        <w:rPr>
-          <w:rFonts w:ascii="Times New Roman" w:eastAsia="Times New Roman" w:hAnsi="Times New Roman" w:cs="Times New Roman"/>
-          <w:sz w:val="24"/>
-          <w:szCs w:val="24"/>
-        </w:rPr>
-        <w:t>These insights allow management to identify high-performing branches and product categories while monitoring overall financial performance.</w:t>
-      </w:r>
-    </w:p>
-    <w:p>
-      <w:pPr>
-        <w:spacing w:before="100" w:beforeAutospacing="1" w:after="100" w:afterAutospacing="1" w:line="240" w:lineRule="auto"/>
-        <w:outlineLvl w:val="1"/>
-        <w:rPr>
-          <w:rFonts w:ascii="Times New Roman" w:eastAsia="Times New Roman" w:hAnsi="Times New Roman" w:cs="Times New Roman"/>
-          <w:b/>
-          <w:bCs/>
-          <w:sz w:val="36"/>
-          <w:szCs w:val="36"/>
-        </w:rPr>
-      </w:pPr>
-      <w:r>
-        <w:rPr>
-          <w:rFonts w:ascii="Times New Roman" w:eastAsia="Times New Roman" w:hAnsi="Times New Roman" w:cs="Times New Roman"/>
-          <w:b/>
-          <w:bCs/>
-          <w:sz w:val="36"/>
-          <w:szCs w:val="36"/>
-        </w:rPr>
-        <w:t xml:space="preserve">Customer </w:t>
-      </w:r>
-      <w:proofErr w:type="spellStart"/>
-      <w:r>
-        <w:rPr>
-          <w:rFonts w:ascii="Times New Roman" w:eastAsia="Times New Roman" w:hAnsi="Times New Roman" w:cs="Times New Roman"/>
-          <w:b/>
-          <w:bCs/>
-          <w:sz w:val="36"/>
-          <w:szCs w:val="36"/>
-        </w:rPr>
-        <w:t>Behaviour</w:t>
-      </w:r>
-      <w:proofErr w:type="spellEnd"/>
-      <w:r>
-        <w:rPr>
-          <w:rFonts w:ascii="Times New Roman" w:eastAsia="Times New Roman" w:hAnsi="Times New Roman" w:cs="Times New Roman"/>
-          <w:b/>
-          <w:bCs/>
-          <w:sz w:val="36"/>
-          <w:szCs w:val="36"/>
-        </w:rPr>
-        <w:t xml:space="preserve"> Analysis</w:t>
-      </w:r>
-    </w:p>
-    <w:p>
-      <w:pPr>
-        <w:spacing w:before="100" w:beforeAutospacing="1" w:after="100" w:afterAutospacing="1" w:line="240" w:lineRule="auto"/>
-        <w:rPr>
-          <w:rFonts w:ascii="Times New Roman" w:eastAsia="Times New Roman" w:hAnsi="Times New Roman" w:cs="Times New Roman"/>
-          <w:sz w:val="24"/>
-          <w:szCs w:val="24"/>
-        </w:rPr>
-      </w:pPr>
-      <w:r>
-        <w:rPr>
-          <w:rFonts w:ascii="Times New Roman" w:eastAsia="Times New Roman" w:hAnsi="Times New Roman" w:cs="Times New Roman"/>
-          <w:sz w:val="24"/>
-          <w:szCs w:val="24"/>
-        </w:rPr>
-        <w:t xml:space="preserve">The Customer </w:t>
-      </w:r>
-      <w:proofErr w:type="spellStart"/>
-      <w:r>
-        <w:rPr>
-          <w:rFonts w:ascii="Times New Roman" w:eastAsia="Times New Roman" w:hAnsi="Times New Roman" w:cs="Times New Roman"/>
-          <w:sz w:val="24"/>
-          <w:szCs w:val="24"/>
-        </w:rPr>
-        <w:t>Behaviour</w:t>
-      </w:r>
-      <w:proofErr w:type="spellEnd"/>
-      <w:r>
-        <w:rPr>
-          <w:rFonts w:ascii="Times New Roman" w:eastAsia="Times New Roman" w:hAnsi="Times New Roman" w:cs="Times New Roman"/>
-          <w:sz w:val="24"/>
-          <w:szCs w:val="24"/>
-        </w:rPr>
-        <w:t xml:space="preserve"> dashboard was developed to better understand purchasing patterns and customer demographics.</w:t>
-      </w:r>
-    </w:p>
-    <w:p>
-      <w:pPr>
-        <w:spacing w:before="100" w:beforeAutospacing="1" w:after="100" w:afterAutospacing="1" w:line="240" w:lineRule="auto"/>
-        <w:rPr>
-          <w:rFonts w:ascii="Times New Roman" w:eastAsia="Times New Roman" w:hAnsi="Times New Roman" w:cs="Times New Roman"/>
-          <w:sz w:val="24"/>
-          <w:szCs w:val="24"/>
-        </w:rPr>
-      </w:pPr>
-      <w:r>
-        <w:rPr>
-          <w:rFonts w:ascii="Times New Roman" w:eastAsia="Times New Roman" w:hAnsi="Times New Roman" w:cs="Times New Roman"/>
-          <w:sz w:val="24"/>
-          <w:szCs w:val="24"/>
-        </w:rPr>
-        <w:lastRenderedPageBreak/>
-        <w:t xml:space="preserve">The analysis identified </w:t>
-      </w:r>
-      <w:r>
-        <w:rPr>
-          <w:rFonts w:ascii="Times New Roman" w:eastAsia="Times New Roman" w:hAnsi="Times New Roman" w:cs="Times New Roman"/>
-          <w:b/>
-          <w:bCs/>
-          <w:sz w:val="24"/>
-          <w:szCs w:val="24"/>
-        </w:rPr>
-        <w:t>[Top Segment]</w:t>
-      </w:r>
-      <w:r>
-        <w:rPr>
-          <w:rFonts w:ascii="Times New Roman" w:eastAsia="Times New Roman" w:hAnsi="Times New Roman" w:cs="Times New Roman"/>
-          <w:sz w:val="24"/>
-          <w:szCs w:val="24"/>
-        </w:rPr>
-        <w:t xml:space="preserve"> as the most valuable customer segment. Loyalty </w:t>
-      </w:r>
-      <w:proofErr w:type="spellStart"/>
-      <w:r>
-        <w:rPr>
-          <w:rFonts w:ascii="Times New Roman" w:eastAsia="Times New Roman" w:hAnsi="Times New Roman" w:cs="Times New Roman"/>
-          <w:sz w:val="24"/>
-          <w:szCs w:val="24"/>
-        </w:rPr>
-        <w:t>programme</w:t>
-      </w:r>
-      <w:proofErr w:type="spellEnd"/>
-      <w:r>
-        <w:rPr>
-          <w:rFonts w:ascii="Times New Roman" w:eastAsia="Times New Roman" w:hAnsi="Times New Roman" w:cs="Times New Roman"/>
-          <w:sz w:val="24"/>
-          <w:szCs w:val="24"/>
-        </w:rPr>
-        <w:t xml:space="preserve"> participants demonstrated stronger purchasing </w:t>
-      </w:r>
-      <w:proofErr w:type="spellStart"/>
-      <w:r>
-        <w:rPr>
-          <w:rFonts w:ascii="Times New Roman" w:eastAsia="Times New Roman" w:hAnsi="Times New Roman" w:cs="Times New Roman"/>
-          <w:sz w:val="24"/>
-          <w:szCs w:val="24"/>
-        </w:rPr>
-        <w:t>behaviour</w:t>
-      </w:r>
-      <w:proofErr w:type="spellEnd"/>
-      <w:r>
-        <w:rPr>
-          <w:rFonts w:ascii="Times New Roman" w:eastAsia="Times New Roman" w:hAnsi="Times New Roman" w:cs="Times New Roman"/>
-          <w:sz w:val="24"/>
-          <w:szCs w:val="24"/>
-        </w:rPr>
-        <w:t xml:space="preserve"> compared to non-participants, highlighting the importance of customer retention initiatives.</w:t>
-      </w:r>
-    </w:p>
-    <w:p>
-      <w:pPr>
-        <w:spacing w:before="100" w:beforeAutospacing="1" w:after="100" w:afterAutospacing="1" w:line="240" w:lineRule="auto"/>
-        <w:rPr>
-          <w:rFonts w:ascii="Times New Roman" w:eastAsia="Times New Roman" w:hAnsi="Times New Roman" w:cs="Times New Roman"/>
-          <w:sz w:val="24"/>
-          <w:szCs w:val="24"/>
-        </w:rPr>
-      </w:pPr>
-      <w:r>
-        <w:rPr>
-          <w:rFonts w:ascii="Times New Roman" w:eastAsia="Times New Roman" w:hAnsi="Times New Roman" w:cs="Times New Roman"/>
-          <w:sz w:val="24"/>
-          <w:szCs w:val="24"/>
-        </w:rPr>
-        <w:t>Demographic analysis provided insight into customer age groups, gender distribution, and geographic concentration, enabling more targeted marketing and customer engagement strategies.</w:t>
-      </w:r>
-    </w:p>
-    <w:p>
-      <w:pPr>
-        <w:spacing w:before="100" w:beforeAutospacing="1" w:after="100" w:afterAutospacing="1" w:line="240" w:lineRule="auto"/>
-        <w:outlineLvl w:val="1"/>
-        <w:rPr>
-          <w:rFonts w:ascii="Times New Roman" w:eastAsia="Times New Roman" w:hAnsi="Times New Roman" w:cs="Times New Roman"/>
-          <w:b/>
-          <w:bCs/>
-          <w:sz w:val="36"/>
-          <w:szCs w:val="36"/>
-        </w:rPr>
-      </w:pPr>
-      <w:r>
-        <w:rPr>
-          <w:rFonts w:ascii="Times New Roman" w:eastAsia="Times New Roman" w:hAnsi="Times New Roman" w:cs="Times New Roman"/>
-          <w:b/>
-          <w:bCs/>
-          <w:sz w:val="36"/>
-          <w:szCs w:val="36"/>
-        </w:rPr>
-        <w:t>Product Performance Analysis</w:t>
-      </w:r>
-    </w:p>
-    <w:p>
-      <w:pPr>
-        <w:spacing w:before="100" w:beforeAutospacing="1" w:after="100" w:afterAutospacing="1" w:line="240" w:lineRule="auto"/>
-        <w:rPr>
-          <w:rFonts w:ascii="Times New Roman" w:eastAsia="Times New Roman" w:hAnsi="Times New Roman" w:cs="Times New Roman"/>
-          <w:sz w:val="24"/>
-          <w:szCs w:val="24"/>
-        </w:rPr>
-      </w:pPr>
-      <w:r>
-        <w:rPr>
-          <w:rFonts w:ascii="Times New Roman" w:eastAsia="Times New Roman" w:hAnsi="Times New Roman" w:cs="Times New Roman"/>
-          <w:sz w:val="24"/>
-          <w:szCs w:val="24"/>
-        </w:rPr>
-        <w:t>The Product Performance dashboard focuses on product profitability, sales contribution, and inventory-related performance.</w:t>
-      </w:r>
-    </w:p>
-    <w:p>
-      <w:pPr>
-        <w:spacing w:before="100" w:beforeAutospacing="1" w:after="100" w:afterAutospacing="1" w:line="240" w:lineRule="auto"/>
-        <w:rPr>
-          <w:rFonts w:ascii="Times New Roman" w:eastAsia="Times New Roman" w:hAnsi="Times New Roman" w:cs="Times New Roman"/>
-          <w:sz w:val="24"/>
-          <w:szCs w:val="24"/>
-        </w:rPr>
-      </w:pPr>
-      <w:r>
-        <w:rPr>
-          <w:rFonts w:ascii="Times New Roman" w:eastAsia="Times New Roman" w:hAnsi="Times New Roman" w:cs="Times New Roman"/>
-          <w:sz w:val="24"/>
-          <w:szCs w:val="24"/>
-        </w:rPr>
-        <w:t>A small group of products generated a significant proportion of total revenue, demonstrating the importance of key products within the portfolio. Several low-performing products were identified and may require review or repositioning. Additionally, products with elevated return rates were highlighted as potential areas for quality improvement.</w:t>
-      </w:r>
-    </w:p>
-    <w:p>
-      <w:pPr>
-        <w:spacing w:before="100" w:beforeAutospacing="1" w:after="100" w:afterAutospacing="1" w:line="240" w:lineRule="auto"/>
-        <w:rPr>
-          <w:rFonts w:ascii="Times New Roman" w:eastAsia="Times New Roman" w:hAnsi="Times New Roman" w:cs="Times New Roman"/>
-          <w:sz w:val="24"/>
-          <w:szCs w:val="24"/>
-        </w:rPr>
-      </w:pPr>
-      <w:r>
-        <w:rPr>
-          <w:rFonts w:ascii="Times New Roman" w:eastAsia="Times New Roman" w:hAnsi="Times New Roman" w:cs="Times New Roman"/>
-          <w:sz w:val="24"/>
-          <w:szCs w:val="24"/>
-        </w:rPr>
-        <w:t>Category-level profitability analysis revealed opportunities for strategic investment in high-performing product lines.</w:t>
-      </w:r>
-    </w:p>
-    <w:p>
-      <w:pPr>
-        <w:spacing w:before="100" w:beforeAutospacing="1" w:after="100" w:afterAutospacing="1" w:line="240" w:lineRule="auto"/>
-        <w:outlineLvl w:val="1"/>
-        <w:rPr>
-          <w:rFonts w:ascii="Times New Roman" w:eastAsia="Times New Roman" w:hAnsi="Times New Roman" w:cs="Times New Roman"/>
-          <w:b/>
-          <w:bCs/>
-          <w:sz w:val="36"/>
-          <w:szCs w:val="36"/>
-        </w:rPr>
-      </w:pPr>
-      <w:r>
-        <w:rPr>
-          <w:rFonts w:ascii="Times New Roman" w:eastAsia="Times New Roman" w:hAnsi="Times New Roman" w:cs="Times New Roman"/>
-          <w:b/>
-          <w:bCs/>
-          <w:sz w:val="36"/>
-          <w:szCs w:val="36"/>
-        </w:rPr>
-        <w:t>Discount Audit Analysis</w:t>
-      </w:r>
-    </w:p>
-    <w:p>
-      <w:pPr>
-        <w:spacing w:before="100" w:beforeAutospacing="1" w:after="100" w:afterAutospacing="1" w:line="240" w:lineRule="auto"/>
-        <w:rPr>
-          <w:rFonts w:ascii="Times New Roman" w:eastAsia="Times New Roman" w:hAnsi="Times New Roman" w:cs="Times New Roman"/>
-          <w:sz w:val="24"/>
-          <w:szCs w:val="24"/>
-        </w:rPr>
-      </w:pPr>
-      <w:r>
-        <w:rPr>
-          <w:rFonts w:ascii="Times New Roman" w:eastAsia="Times New Roman" w:hAnsi="Times New Roman" w:cs="Times New Roman"/>
-          <w:sz w:val="24"/>
-          <w:szCs w:val="24"/>
-        </w:rPr>
-        <w:t>The Discount Audit dashboard assessed the impact of discounts and promotional activities on overall business performance.</w:t>
-      </w:r>
-    </w:p>
-    <w:p>
-      <w:pPr>
-        <w:spacing w:before="100" w:beforeAutospacing="1" w:after="100" w:afterAutospacing="1" w:line="240" w:lineRule="auto"/>
-        <w:rPr>
-          <w:rFonts w:ascii="Times New Roman" w:eastAsia="Times New Roman" w:hAnsi="Times New Roman" w:cs="Times New Roman"/>
-          <w:sz w:val="24"/>
-          <w:szCs w:val="24"/>
-        </w:rPr>
-      </w:pPr>
-      <w:r>
-        <w:rPr>
-          <w:rFonts w:ascii="Times New Roman" w:eastAsia="Times New Roman" w:hAnsi="Times New Roman" w:cs="Times New Roman"/>
-          <w:sz w:val="24"/>
-          <w:szCs w:val="24"/>
-        </w:rPr>
-        <w:t>The analysis showed that discounts contributed to increased customer spending in certain situations; however, higher discount levels did not consistently translate into proportional revenue growth. Some branches applied significantly larger discounts than others, indicating potential inconsistencies in promotional practices.</w:t>
-      </w:r>
-    </w:p>
-    <w:p>
-      <w:pPr>
-        <w:spacing w:before="100" w:beforeAutospacing="1" w:after="100" w:afterAutospacing="1" w:line="240" w:lineRule="auto"/>
-        <w:rPr>
-          <w:rFonts w:ascii="Times New Roman" w:eastAsia="Times New Roman" w:hAnsi="Times New Roman" w:cs="Times New Roman"/>
-          <w:sz w:val="24"/>
-          <w:szCs w:val="24"/>
-        </w:rPr>
-      </w:pPr>
-      <w:r>
-        <w:rPr>
-          <w:rFonts w:ascii="Times New Roman" w:eastAsia="Times New Roman" w:hAnsi="Times New Roman" w:cs="Times New Roman"/>
-          <w:sz w:val="24"/>
-          <w:szCs w:val="24"/>
-        </w:rPr>
-        <w:t>These findings suggest that discounting strategies should be monitored closely to balance revenue growth with profitability objectives.</w:t>
-      </w:r>
-    </w:p>
-    <w:p>
-      <w:pPr>
-        <w:spacing w:before="100" w:beforeAutospacing="1" w:after="100" w:afterAutospacing="1" w:line="240" w:lineRule="auto"/>
-        <w:outlineLvl w:val="1"/>
-        <w:rPr>
-          <w:rFonts w:ascii="Times New Roman" w:eastAsia="Times New Roman" w:hAnsi="Times New Roman" w:cs="Times New Roman"/>
-          <w:b/>
-          <w:bCs/>
-          <w:sz w:val="36"/>
-          <w:szCs w:val="36"/>
-        </w:rPr>
-      </w:pPr>
-      <w:r>
-        <w:rPr>
-          <w:rFonts w:ascii="Times New Roman" w:eastAsia="Times New Roman" w:hAnsi="Times New Roman" w:cs="Times New Roman"/>
-          <w:b/>
-          <w:bCs/>
-          <w:sz w:val="36"/>
-          <w:szCs w:val="36"/>
-        </w:rPr>
-        <w:t>Recommendations</w:t>
-      </w:r>
-    </w:p>
-    <w:p>
-      <w:pPr>
-        <w:spacing w:before="100" w:beforeAutospacing="1" w:after="100" w:afterAutospacing="1" w:line="240" w:lineRule="auto"/>
-        <w:rPr>
-          <w:rFonts w:ascii="Times New Roman" w:eastAsia="Times New Roman" w:hAnsi="Times New Roman" w:cs="Times New Roman"/>
-          <w:sz w:val="24"/>
-          <w:szCs w:val="24"/>
-        </w:rPr>
-      </w:pPr>
-      <w:r>
-        <w:rPr>
-          <w:rFonts w:ascii="Times New Roman" w:eastAsia="Times New Roman" w:hAnsi="Times New Roman" w:cs="Times New Roman"/>
-          <w:sz w:val="24"/>
-          <w:szCs w:val="24"/>
-        </w:rPr>
-        <w:t>Based on the analysis, the following recommendations are proposed:</w:t>
-      </w:r>
-    </w:p>
-    <w:p>
-      <w:pPr>
-        <w:numPr>
-          <w:ilvl w:val="0"/>
-          <w:numId w:val="1"/>
-        </w:numPr>
-        <w:spacing w:before="100" w:beforeAutospacing="1" w:after="100" w:afterAutospacing="1" w:line="240" w:lineRule="auto"/>
-        <w:rPr>
-          <w:rFonts w:ascii="Times New Roman" w:eastAsia="Times New Roman" w:hAnsi="Times New Roman" w:cs="Times New Roman"/>
-          <w:sz w:val="24"/>
-          <w:szCs w:val="24"/>
-        </w:rPr>
-      </w:pPr>
-      <w:r>
-        <w:rPr>
-          <w:rFonts w:ascii="Times New Roman" w:eastAsia="Times New Roman" w:hAnsi="Times New Roman" w:cs="Times New Roman"/>
-          <w:sz w:val="24"/>
-          <w:szCs w:val="24"/>
-        </w:rPr>
-        <w:t xml:space="preserve">Prioritize investment in high-performing products and categories. </w:t>
-      </w:r>
-    </w:p>
-    <w:p>
-      <w:pPr>
-        <w:numPr>
-          <w:ilvl w:val="0"/>
-          <w:numId w:val="1"/>
-        </w:numPr>
-        <w:spacing w:before="100" w:beforeAutospacing="1" w:after="100" w:afterAutospacing="1" w:line="240" w:lineRule="auto"/>
-        <w:rPr>
-          <w:rFonts w:ascii="Times New Roman" w:eastAsia="Times New Roman" w:hAnsi="Times New Roman" w:cs="Times New Roman"/>
-          <w:sz w:val="24"/>
-          <w:szCs w:val="24"/>
-        </w:rPr>
-      </w:pPr>
-      <w:r>
-        <w:rPr>
-          <w:rFonts w:ascii="Times New Roman" w:eastAsia="Times New Roman" w:hAnsi="Times New Roman" w:cs="Times New Roman"/>
-          <w:sz w:val="24"/>
-          <w:szCs w:val="24"/>
-        </w:rPr>
-        <w:t xml:space="preserve">Strengthen loyalty </w:t>
-      </w:r>
-      <w:proofErr w:type="spellStart"/>
-      <w:r>
-        <w:rPr>
-          <w:rFonts w:ascii="Times New Roman" w:eastAsia="Times New Roman" w:hAnsi="Times New Roman" w:cs="Times New Roman"/>
-          <w:sz w:val="24"/>
-          <w:szCs w:val="24"/>
-        </w:rPr>
-        <w:t>programme</w:t>
-      </w:r>
-      <w:proofErr w:type="spellEnd"/>
-      <w:r>
-        <w:rPr>
-          <w:rFonts w:ascii="Times New Roman" w:eastAsia="Times New Roman" w:hAnsi="Times New Roman" w:cs="Times New Roman"/>
-          <w:sz w:val="24"/>
-          <w:szCs w:val="24"/>
-        </w:rPr>
-        <w:t xml:space="preserve"> initiatives to improve customer retention. </w:t>
-      </w:r>
-    </w:p>
-    <w:p>
-      <w:pPr>
-        <w:numPr>
-          <w:ilvl w:val="0"/>
-          <w:numId w:val="1"/>
-        </w:numPr>
-        <w:spacing w:before="100" w:beforeAutospacing="1" w:after="100" w:afterAutospacing="1" w:line="240" w:lineRule="auto"/>
-        <w:rPr>
-          <w:rFonts w:ascii="Times New Roman" w:eastAsia="Times New Roman" w:hAnsi="Times New Roman" w:cs="Times New Roman"/>
-          <w:sz w:val="24"/>
-          <w:szCs w:val="24"/>
-        </w:rPr>
-      </w:pPr>
-      <w:r>
-        <w:rPr>
-          <w:rFonts w:ascii="Times New Roman" w:eastAsia="Times New Roman" w:hAnsi="Times New Roman" w:cs="Times New Roman"/>
-          <w:sz w:val="24"/>
-          <w:szCs w:val="24"/>
-        </w:rPr>
-        <w:t xml:space="preserve">Review low-performing and high-return products. </w:t>
-      </w:r>
-    </w:p>
-    <w:p>
-      <w:pPr>
-        <w:numPr>
-          <w:ilvl w:val="0"/>
-          <w:numId w:val="1"/>
-        </w:numPr>
-        <w:spacing w:before="100" w:beforeAutospacing="1" w:after="100" w:afterAutospacing="1" w:line="240" w:lineRule="auto"/>
-        <w:rPr>
-          <w:rFonts w:ascii="Times New Roman" w:eastAsia="Times New Roman" w:hAnsi="Times New Roman" w:cs="Times New Roman"/>
-          <w:sz w:val="24"/>
-          <w:szCs w:val="24"/>
-        </w:rPr>
-      </w:pPr>
-      <w:r>
-        <w:rPr>
-          <w:rFonts w:ascii="Times New Roman" w:eastAsia="Times New Roman" w:hAnsi="Times New Roman" w:cs="Times New Roman"/>
-          <w:sz w:val="24"/>
-          <w:szCs w:val="24"/>
-        </w:rPr>
-        <w:t xml:space="preserve">Implement more consistent discount governance across branches. </w:t>
-      </w:r>
-    </w:p>
-    <w:p>
-      <w:pPr>
-        <w:numPr>
-          <w:ilvl w:val="0"/>
-          <w:numId w:val="1"/>
-        </w:numPr>
-        <w:spacing w:before="100" w:beforeAutospacing="1" w:after="100" w:afterAutospacing="1" w:line="240" w:lineRule="auto"/>
-        <w:rPr>
-          <w:rFonts w:ascii="Times New Roman" w:eastAsia="Times New Roman" w:hAnsi="Times New Roman" w:cs="Times New Roman"/>
-          <w:sz w:val="24"/>
-          <w:szCs w:val="24"/>
-        </w:rPr>
-      </w:pPr>
-      <w:r>
-        <w:rPr>
-          <w:rFonts w:ascii="Times New Roman" w:eastAsia="Times New Roman" w:hAnsi="Times New Roman" w:cs="Times New Roman"/>
-          <w:sz w:val="24"/>
-          <w:szCs w:val="24"/>
-        </w:rPr>
-        <w:lastRenderedPageBreak/>
-        <w:t xml:space="preserve">Continue monitoring revenue, profitability, and customer </w:t>
-      </w:r>
-      <w:proofErr w:type="spellStart"/>
-      <w:r>
-        <w:rPr>
-          <w:rFonts w:ascii="Times New Roman" w:eastAsia="Times New Roman" w:hAnsi="Times New Roman" w:cs="Times New Roman"/>
-          <w:sz w:val="24"/>
-          <w:szCs w:val="24"/>
-        </w:rPr>
-        <w:t>behaviour</w:t>
-      </w:r>
-      <w:proofErr w:type="spellEnd"/>
-      <w:r>
-        <w:rPr>
-          <w:rFonts w:ascii="Times New Roman" w:eastAsia="Times New Roman" w:hAnsi="Times New Roman" w:cs="Times New Roman"/>
-          <w:sz w:val="24"/>
-          <w:szCs w:val="24"/>
-        </w:rPr>
-        <w:t xml:space="preserve"> using the Power BI dashboard. </w:t>
-      </w:r>
-    </w:p>
-    <w:p>
-      <w:pPr>
-        <w:spacing w:before="100" w:beforeAutospacing="1" w:after="100" w:afterAutospacing="1" w:line="240" w:lineRule="auto"/>
-        <w:outlineLvl w:val="1"/>
-        <w:rPr>
-          <w:rFonts w:ascii="Times New Roman" w:eastAsia="Times New Roman" w:hAnsi="Times New Roman" w:cs="Times New Roman"/>
-          <w:b/>
-          <w:bCs/>
-          <w:sz w:val="36"/>
-          <w:szCs w:val="36"/>
-        </w:rPr>
-      </w:pPr>
-      <w:r>
-        <w:rPr>
-          <w:rFonts w:ascii="Times New Roman" w:eastAsia="Times New Roman" w:hAnsi="Times New Roman" w:cs="Times New Roman"/>
-          <w:b/>
-          <w:bCs/>
-          <w:sz w:val="36"/>
-          <w:szCs w:val="36"/>
-        </w:rPr>
-        <w:t>Conclusion</w:t>
-      </w:r>
-    </w:p>
-    <w:p>
-      <w:pPr>
-        <w:spacing w:before="100" w:beforeAutospacing="1" w:after="100" w:afterAutospacing="1" w:line="240" w:lineRule="auto"/>
-        <w:rPr>
-          <w:rFonts w:ascii="Times New Roman" w:eastAsia="Times New Roman" w:hAnsi="Times New Roman" w:cs="Times New Roman"/>
-          <w:sz w:val="24"/>
-          <w:szCs w:val="24"/>
-        </w:rPr>
-      </w:pPr>
-      <w:r>
-        <w:rPr>
-          <w:rFonts w:ascii="Times New Roman" w:eastAsia="Times New Roman" w:hAnsi="Times New Roman" w:cs="Times New Roman"/>
-          <w:sz w:val="24"/>
-          <w:szCs w:val="24"/>
-        </w:rPr>
-        <w:t xml:space="preserve">The completed Power BI solution provides </w:t>
-      </w:r>
-      <w:proofErr w:type="spellStart"/>
-      <w:r>
-        <w:rPr>
-          <w:rFonts w:ascii="Times New Roman" w:eastAsia="Times New Roman" w:hAnsi="Times New Roman" w:cs="Times New Roman"/>
-          <w:sz w:val="24"/>
-          <w:szCs w:val="24"/>
-        </w:rPr>
-        <w:t>Roxelle</w:t>
-      </w:r>
-      <w:proofErr w:type="spellEnd"/>
-      <w:r>
-        <w:rPr>
-          <w:rFonts w:ascii="Times New Roman" w:eastAsia="Times New Roman" w:hAnsi="Times New Roman" w:cs="Times New Roman"/>
-          <w:sz w:val="24"/>
-          <w:szCs w:val="24"/>
-        </w:rPr>
-        <w:t xml:space="preserve"> Nigeria Ltd. with a centralized reporting platform that supports data-driven decision-making. The dashboard enables management to monitor business performance, understand customer </w:t>
-      </w:r>
-      <w:proofErr w:type="spellStart"/>
-      <w:r>
-        <w:rPr>
-          <w:rFonts w:ascii="Times New Roman" w:eastAsia="Times New Roman" w:hAnsi="Times New Roman" w:cs="Times New Roman"/>
-          <w:sz w:val="24"/>
-          <w:szCs w:val="24"/>
-        </w:rPr>
-        <w:t>behaviour</w:t>
-      </w:r>
-      <w:proofErr w:type="spellEnd"/>
-      <w:r>
-        <w:rPr>
-          <w:rFonts w:ascii="Times New Roman" w:eastAsia="Times New Roman" w:hAnsi="Times New Roman" w:cs="Times New Roman"/>
-          <w:sz w:val="24"/>
-          <w:szCs w:val="24"/>
-        </w:rPr>
-        <w:t>, optimize product strategies, and evaluate promotional effectiveness, ultimately improving operational efficiency and profitability.</w:t>
+        <w:t>.</w:t>
       </w:r>
     </w:p>
     <w:p/>
@@ -975,6 +674,715 @@
 <file path=word/numbering.xml><?xml version="1.0" encoding="utf-8"?>
 <w:numbering xmlns:wpc="http://schemas.microsoft.com/office/word/2010/wordprocessingCanvas" xmlns:cx="http://schemas.microsoft.com/office/drawing/2014/chartex" xmlns:cx1="http://schemas.microsoft.com/office/drawing/2015/9/8/chartex" xmlns:cx2="http://schemas.microsoft.com/office/drawing/2015/10/21/chartex" xmlns:cx3="http://schemas.microsoft.com/office/drawing/2016/5/9/chartex" xmlns:cx4="http://schemas.microsoft.com/office/drawing/2016/5/10/chartex" xmlns:cx5="http://schemas.microsoft.com/office/drawing/2016/5/11/chartex" xmlns:cx6="http://schemas.microsoft.com/office/drawing/2016/5/12/chartex" xmlns:cx7="http://schemas.microsoft.com/office/drawing/2016/5/13/chartex" xmlns:cx8="http://schemas.microsoft.com/office/drawing/2016/5/14/chartex" xmlns:mc="http://schemas.openxmlformats.org/markup-compatibility/2006" xmlns:aink="http://schemas.microsoft.com/office/drawing/2016/ink" xmlns:am3d="http://schemas.microsoft.com/office/drawing/2017/model3d" xmlns:o="urn:schemas-microsoft-com:office:office" xmlns:oel="http://schemas.microsoft.com/office/2019/extlst" xmlns:r="http://schemas.openxmlformats.org/officeDocument/2006/relationships" xmlns:m="http://schemas.openxmlformats.org/officeDocument/2006/math" xmlns:v="urn:schemas-microsoft-com:vml" xmlns:wp14="http://schemas.microsoft.com/office/word/2010/wordprocessingDrawing" xmlns:wp="http://schemas.openxmlformats.org/drawingml/2006/wordprocessingDrawing" xmlns:w10="urn:schemas-microsoft-com:office:word" xmlns:w="http://schemas.openxmlformats.org/wordprocessingml/2006/main" xmlns:w14="http://schemas.microsoft.com/office/word/2010/wordml" xmlns:w15="http://schemas.microsoft.com/office/word/2012/wordml" xmlns:w16cex="http://schemas.microsoft.com/office/word/2018/wordml/cex" xmlns:w16cid="http://schemas.microsoft.com/office/word/2016/wordml/cid" xmlns:w16="http://schemas.microsoft.com/office/word/2018/wordml" xmlns:w16sdtdh="http://schemas.microsoft.com/office/word/2020/wordml/sdtdatahash" xmlns:w16se="http://schemas.microsoft.com/office/word/2015/wordml/symex" xmlns:wpg="http://schemas.microsoft.com/office/word/2010/wordprocessingGroup" xmlns:wpi="http://schemas.microsoft.com/office/word/2010/wordprocessingInk" xmlns:wne="http://schemas.microsoft.com/office/word/2006/wordml" xmlns:wps="http://schemas.microsoft.com/office/word/2010/wordprocessingShape" mc:Ignorable="w14 w15 w16se w16cid w16 w16cex w16sdtdh wp14">
   <w:abstractNum w:abstractNumId="0" w15:restartNumberingAfterBreak="0">
+    <w:nsid w:val="158D77B9"/>
+    <w:multiLevelType w:val="multilevel"/>
+    <w:tmpl w:val="8092E90C"/>
+    <w:lvl w:ilvl="0">
+      <w:start w:val="1"/>
+      <w:numFmt w:val="bullet"/>
+      <w:lvlText w:val=""/>
+      <w:lvlJc w:val="left"/>
+      <w:pPr>
+        <w:tabs>
+          <w:tab w:val="num" w:pos="720"/>
+        </w:tabs>
+        <w:ind w:left="720" w:hanging="360"/>
+      </w:pPr>
+      <w:rPr>
+        <w:rFonts w:ascii="Symbol" w:hAnsi="Symbol" w:hint="default"/>
+        <w:sz w:val="20"/>
+      </w:rPr>
+    </w:lvl>
+    <w:lvl w:ilvl="1" w:tentative="1">
+      <w:start w:val="1"/>
+      <w:numFmt w:val="bullet"/>
+      <w:lvlText w:val="o"/>
+      <w:lvlJc w:val="left"/>
+      <w:pPr>
+        <w:tabs>
+          <w:tab w:val="num" w:pos="1440"/>
+        </w:tabs>
+        <w:ind w:left="1440" w:hanging="360"/>
+      </w:pPr>
+      <w:rPr>
+        <w:rFonts w:ascii="Courier New" w:hAnsi="Courier New" w:hint="default"/>
+        <w:sz w:val="20"/>
+      </w:rPr>
+    </w:lvl>
+    <w:lvl w:ilvl="2" w:tentative="1">
+      <w:start w:val="1"/>
+      <w:numFmt w:val="bullet"/>
+      <w:lvlText w:val=""/>
+      <w:lvlJc w:val="left"/>
+      <w:pPr>
+        <w:tabs>
+          <w:tab w:val="num" w:pos="2160"/>
+        </w:tabs>
+        <w:ind w:left="2160" w:hanging="360"/>
+      </w:pPr>
+      <w:rPr>
+        <w:rFonts w:ascii="Wingdings" w:hAnsi="Wingdings" w:hint="default"/>
+        <w:sz w:val="20"/>
+      </w:rPr>
+    </w:lvl>
+    <w:lvl w:ilvl="3" w:tentative="1">
+      <w:start w:val="1"/>
+      <w:numFmt w:val="bullet"/>
+      <w:lvlText w:val=""/>
+      <w:lvlJc w:val="left"/>
+      <w:pPr>
+        <w:tabs>
+          <w:tab w:val="num" w:pos="2880"/>
+        </w:tabs>
+        <w:ind w:left="2880" w:hanging="360"/>
+      </w:pPr>
+      <w:rPr>
+        <w:rFonts w:ascii="Wingdings" w:hAnsi="Wingdings" w:hint="default"/>
+        <w:sz w:val="20"/>
+      </w:rPr>
+    </w:lvl>
+    <w:lvl w:ilvl="4" w:tentative="1">
+      <w:start w:val="1"/>
+      <w:numFmt w:val="bullet"/>
+      <w:lvlText w:val=""/>
+      <w:lvlJc w:val="left"/>
+      <w:pPr>
+        <w:tabs>
+          <w:tab w:val="num" w:pos="3600"/>
+        </w:tabs>
+        <w:ind w:left="3600" w:hanging="360"/>
+      </w:pPr>
+      <w:rPr>
+        <w:rFonts w:ascii="Wingdings" w:hAnsi="Wingdings" w:hint="default"/>
+        <w:sz w:val="20"/>
+      </w:rPr>
+    </w:lvl>
+    <w:lvl w:ilvl="5" w:tentative="1">
+      <w:start w:val="1"/>
+      <w:numFmt w:val="bullet"/>
+      <w:lvlText w:val=""/>
+      <w:lvlJc w:val="left"/>
+      <w:pPr>
+        <w:tabs>
+          <w:tab w:val="num" w:pos="4320"/>
+        </w:tabs>
+        <w:ind w:left="4320" w:hanging="360"/>
+      </w:pPr>
+      <w:rPr>
+        <w:rFonts w:ascii="Wingdings" w:hAnsi="Wingdings" w:hint="default"/>
+        <w:sz w:val="20"/>
+      </w:rPr>
+    </w:lvl>
+    <w:lvl w:ilvl="6" w:tentative="1">
+      <w:start w:val="1"/>
+      <w:numFmt w:val="bullet"/>
+      <w:lvlText w:val=""/>
+      <w:lvlJc w:val="left"/>
+      <w:pPr>
+        <w:tabs>
+          <w:tab w:val="num" w:pos="5040"/>
+        </w:tabs>
+        <w:ind w:left="5040" w:hanging="360"/>
+      </w:pPr>
+      <w:rPr>
+        <w:rFonts w:ascii="Wingdings" w:hAnsi="Wingdings" w:hint="default"/>
+        <w:sz w:val="20"/>
+      </w:rPr>
+    </w:lvl>
+    <w:lvl w:ilvl="7" w:tentative="1">
+      <w:start w:val="1"/>
+      <w:numFmt w:val="bullet"/>
+      <w:lvlText w:val=""/>
+      <w:lvlJc w:val="left"/>
+      <w:pPr>
+        <w:tabs>
+          <w:tab w:val="num" w:pos="5760"/>
+        </w:tabs>
+        <w:ind w:left="5760" w:hanging="360"/>
+      </w:pPr>
+      <w:rPr>
+        <w:rFonts w:ascii="Wingdings" w:hAnsi="Wingdings" w:hint="default"/>
+        <w:sz w:val="20"/>
+      </w:rPr>
+    </w:lvl>
+    <w:lvl w:ilvl="8" w:tentative="1">
+      <w:start w:val="1"/>
+      <w:numFmt w:val="bullet"/>
+      <w:lvlText w:val=""/>
+      <w:lvlJc w:val="left"/>
+      <w:pPr>
+        <w:tabs>
+          <w:tab w:val="num" w:pos="6480"/>
+        </w:tabs>
+        <w:ind w:left="6480" w:hanging="360"/>
+      </w:pPr>
+      <w:rPr>
+        <w:rFonts w:ascii="Wingdings" w:hAnsi="Wingdings" w:hint="default"/>
+        <w:sz w:val="20"/>
+      </w:rPr>
+    </w:lvl>
+  </w:abstractNum>
+  <w:abstractNum w:abstractNumId="1" w15:restartNumberingAfterBreak="0">
+    <w:nsid w:val="1C052C0E"/>
+    <w:multiLevelType w:val="multilevel"/>
+    <w:tmpl w:val="B8483110"/>
+    <w:lvl w:ilvl="0">
+      <w:start w:val="1"/>
+      <w:numFmt w:val="bullet"/>
+      <w:lvlText w:val=""/>
+      <w:lvlJc w:val="left"/>
+      <w:pPr>
+        <w:tabs>
+          <w:tab w:val="num" w:pos="720"/>
+        </w:tabs>
+        <w:ind w:left="720" w:hanging="360"/>
+      </w:pPr>
+      <w:rPr>
+        <w:rFonts w:ascii="Symbol" w:hAnsi="Symbol" w:hint="default"/>
+        <w:sz w:val="20"/>
+      </w:rPr>
+    </w:lvl>
+    <w:lvl w:ilvl="1" w:tentative="1">
+      <w:start w:val="1"/>
+      <w:numFmt w:val="bullet"/>
+      <w:lvlText w:val="o"/>
+      <w:lvlJc w:val="left"/>
+      <w:pPr>
+        <w:tabs>
+          <w:tab w:val="num" w:pos="1440"/>
+        </w:tabs>
+        <w:ind w:left="1440" w:hanging="360"/>
+      </w:pPr>
+      <w:rPr>
+        <w:rFonts w:ascii="Courier New" w:hAnsi="Courier New" w:hint="default"/>
+        <w:sz w:val="20"/>
+      </w:rPr>
+    </w:lvl>
+    <w:lvl w:ilvl="2" w:tentative="1">
+      <w:start w:val="1"/>
+      <w:numFmt w:val="bullet"/>
+      <w:lvlText w:val=""/>
+      <w:lvlJc w:val="left"/>
+      <w:pPr>
+        <w:tabs>
+          <w:tab w:val="num" w:pos="2160"/>
+        </w:tabs>
+        <w:ind w:left="2160" w:hanging="360"/>
+      </w:pPr>
+      <w:rPr>
+        <w:rFonts w:ascii="Wingdings" w:hAnsi="Wingdings" w:hint="default"/>
+        <w:sz w:val="20"/>
+      </w:rPr>
+    </w:lvl>
+    <w:lvl w:ilvl="3" w:tentative="1">
+      <w:start w:val="1"/>
+      <w:numFmt w:val="bullet"/>
+      <w:lvlText w:val=""/>
+      <w:lvlJc w:val="left"/>
+      <w:pPr>
+        <w:tabs>
+          <w:tab w:val="num" w:pos="2880"/>
+        </w:tabs>
+        <w:ind w:left="2880" w:hanging="360"/>
+      </w:pPr>
+      <w:rPr>
+        <w:rFonts w:ascii="Wingdings" w:hAnsi="Wingdings" w:hint="default"/>
+        <w:sz w:val="20"/>
+      </w:rPr>
+    </w:lvl>
+    <w:lvl w:ilvl="4" w:tentative="1">
+      <w:start w:val="1"/>
+      <w:numFmt w:val="bullet"/>
+      <w:lvlText w:val=""/>
+      <w:lvlJc w:val="left"/>
+      <w:pPr>
+        <w:tabs>
+          <w:tab w:val="num" w:pos="3600"/>
+        </w:tabs>
+        <w:ind w:left="3600" w:hanging="360"/>
+      </w:pPr>
+      <w:rPr>
+        <w:rFonts w:ascii="Wingdings" w:hAnsi="Wingdings" w:hint="default"/>
+        <w:sz w:val="20"/>
+      </w:rPr>
+    </w:lvl>
+    <w:lvl w:ilvl="5" w:tentative="1">
+      <w:start w:val="1"/>
+      <w:numFmt w:val="bullet"/>
+      <w:lvlText w:val=""/>
+      <w:lvlJc w:val="left"/>
+      <w:pPr>
+        <w:tabs>
+          <w:tab w:val="num" w:pos="4320"/>
+        </w:tabs>
+        <w:ind w:left="4320" w:hanging="360"/>
+      </w:pPr>
+      <w:rPr>
+        <w:rFonts w:ascii="Wingdings" w:hAnsi="Wingdings" w:hint="default"/>
+        <w:sz w:val="20"/>
+      </w:rPr>
+    </w:lvl>
+    <w:lvl w:ilvl="6" w:tentative="1">
+      <w:start w:val="1"/>
+      <w:numFmt w:val="bullet"/>
+      <w:lvlText w:val=""/>
+      <w:lvlJc w:val="left"/>
+      <w:pPr>
+        <w:tabs>
+          <w:tab w:val="num" w:pos="5040"/>
+        </w:tabs>
+        <w:ind w:left="5040" w:hanging="360"/>
+      </w:pPr>
+      <w:rPr>
+        <w:rFonts w:ascii="Wingdings" w:hAnsi="Wingdings" w:hint="default"/>
+        <w:sz w:val="20"/>
+      </w:rPr>
+    </w:lvl>
+    <w:lvl w:ilvl="7" w:tentative="1">
+      <w:start w:val="1"/>
+      <w:numFmt w:val="bullet"/>
+      <w:lvlText w:val=""/>
+      <w:lvlJc w:val="left"/>
+      <w:pPr>
+        <w:tabs>
+          <w:tab w:val="num" w:pos="5760"/>
+        </w:tabs>
+        <w:ind w:left="5760" w:hanging="360"/>
+      </w:pPr>
+      <w:rPr>
+        <w:rFonts w:ascii="Wingdings" w:hAnsi="Wingdings" w:hint="default"/>
+        <w:sz w:val="20"/>
+      </w:rPr>
+    </w:lvl>
+    <w:lvl w:ilvl="8" w:tentative="1">
+      <w:start w:val="1"/>
+      <w:numFmt w:val="bullet"/>
+      <w:lvlText w:val=""/>
+      <w:lvlJc w:val="left"/>
+      <w:pPr>
+        <w:tabs>
+          <w:tab w:val="num" w:pos="6480"/>
+        </w:tabs>
+        <w:ind w:left="6480" w:hanging="360"/>
+      </w:pPr>
+      <w:rPr>
+        <w:rFonts w:ascii="Wingdings" w:hAnsi="Wingdings" w:hint="default"/>
+        <w:sz w:val="20"/>
+      </w:rPr>
+    </w:lvl>
+  </w:abstractNum>
+  <w:abstractNum w:abstractNumId="2" w15:restartNumberingAfterBreak="0">
+    <w:nsid w:val="33F45738"/>
+    <w:multiLevelType w:val="multilevel"/>
+    <w:tmpl w:val="AC0CC356"/>
+    <w:lvl w:ilvl="0">
+      <w:start w:val="1"/>
+      <w:numFmt w:val="bullet"/>
+      <w:lvlText w:val=""/>
+      <w:lvlJc w:val="left"/>
+      <w:pPr>
+        <w:tabs>
+          <w:tab w:val="num" w:pos="720"/>
+        </w:tabs>
+        <w:ind w:left="720" w:hanging="360"/>
+      </w:pPr>
+      <w:rPr>
+        <w:rFonts w:ascii="Symbol" w:hAnsi="Symbol" w:hint="default"/>
+        <w:sz w:val="20"/>
+      </w:rPr>
+    </w:lvl>
+    <w:lvl w:ilvl="1" w:tentative="1">
+      <w:start w:val="1"/>
+      <w:numFmt w:val="bullet"/>
+      <w:lvlText w:val="o"/>
+      <w:lvlJc w:val="left"/>
+      <w:pPr>
+        <w:tabs>
+          <w:tab w:val="num" w:pos="1440"/>
+        </w:tabs>
+        <w:ind w:left="1440" w:hanging="360"/>
+      </w:pPr>
+      <w:rPr>
+        <w:rFonts w:ascii="Courier New" w:hAnsi="Courier New" w:hint="default"/>
+        <w:sz w:val="20"/>
+      </w:rPr>
+    </w:lvl>
+    <w:lvl w:ilvl="2" w:tentative="1">
+      <w:start w:val="1"/>
+      <w:numFmt w:val="bullet"/>
+      <w:lvlText w:val=""/>
+      <w:lvlJc w:val="left"/>
+      <w:pPr>
+        <w:tabs>
+          <w:tab w:val="num" w:pos="2160"/>
+        </w:tabs>
+        <w:ind w:left="2160" w:hanging="360"/>
+      </w:pPr>
+      <w:rPr>
+        <w:rFonts w:ascii="Wingdings" w:hAnsi="Wingdings" w:hint="default"/>
+        <w:sz w:val="20"/>
+      </w:rPr>
+    </w:lvl>
+    <w:lvl w:ilvl="3" w:tentative="1">
+      <w:start w:val="1"/>
+      <w:numFmt w:val="bullet"/>
+      <w:lvlText w:val=""/>
+      <w:lvlJc w:val="left"/>
+      <w:pPr>
+        <w:tabs>
+          <w:tab w:val="num" w:pos="2880"/>
+        </w:tabs>
+        <w:ind w:left="2880" w:hanging="360"/>
+      </w:pPr>
+      <w:rPr>
+        <w:rFonts w:ascii="Wingdings" w:hAnsi="Wingdings" w:hint="default"/>
+        <w:sz w:val="20"/>
+      </w:rPr>
+    </w:lvl>
+    <w:lvl w:ilvl="4" w:tentative="1">
+      <w:start w:val="1"/>
+      <w:numFmt w:val="bullet"/>
+      <w:lvlText w:val=""/>
+      <w:lvlJc w:val="left"/>
+      <w:pPr>
+        <w:tabs>
+          <w:tab w:val="num" w:pos="3600"/>
+        </w:tabs>
+        <w:ind w:left="3600" w:hanging="360"/>
+      </w:pPr>
+      <w:rPr>
+        <w:rFonts w:ascii="Wingdings" w:hAnsi="Wingdings" w:hint="default"/>
+        <w:sz w:val="20"/>
+      </w:rPr>
+    </w:lvl>
+    <w:lvl w:ilvl="5" w:tentative="1">
+      <w:start w:val="1"/>
+      <w:numFmt w:val="bullet"/>
+      <w:lvlText w:val=""/>
+      <w:lvlJc w:val="left"/>
+      <w:pPr>
+        <w:tabs>
+          <w:tab w:val="num" w:pos="4320"/>
+        </w:tabs>
+        <w:ind w:left="4320" w:hanging="360"/>
+      </w:pPr>
+      <w:rPr>
+        <w:rFonts w:ascii="Wingdings" w:hAnsi="Wingdings" w:hint="default"/>
+        <w:sz w:val="20"/>
+      </w:rPr>
+    </w:lvl>
+    <w:lvl w:ilvl="6" w:tentative="1">
+      <w:start w:val="1"/>
+      <w:numFmt w:val="bullet"/>
+      <w:lvlText w:val=""/>
+      <w:lvlJc w:val="left"/>
+      <w:pPr>
+        <w:tabs>
+          <w:tab w:val="num" w:pos="5040"/>
+        </w:tabs>
+        <w:ind w:left="5040" w:hanging="360"/>
+      </w:pPr>
+      <w:rPr>
+        <w:rFonts w:ascii="Wingdings" w:hAnsi="Wingdings" w:hint="default"/>
+        <w:sz w:val="20"/>
+      </w:rPr>
+    </w:lvl>
+    <w:lvl w:ilvl="7" w:tentative="1">
+      <w:start w:val="1"/>
+      <w:numFmt w:val="bullet"/>
+      <w:lvlText w:val=""/>
+      <w:lvlJc w:val="left"/>
+      <w:pPr>
+        <w:tabs>
+          <w:tab w:val="num" w:pos="5760"/>
+        </w:tabs>
+        <w:ind w:left="5760" w:hanging="360"/>
+      </w:pPr>
+      <w:rPr>
+        <w:rFonts w:ascii="Wingdings" w:hAnsi="Wingdings" w:hint="default"/>
+        <w:sz w:val="20"/>
+      </w:rPr>
+    </w:lvl>
+    <w:lvl w:ilvl="8" w:tentative="1">
+      <w:start w:val="1"/>
+      <w:numFmt w:val="bullet"/>
+      <w:lvlText w:val=""/>
+      <w:lvlJc w:val="left"/>
+      <w:pPr>
+        <w:tabs>
+          <w:tab w:val="num" w:pos="6480"/>
+        </w:tabs>
+        <w:ind w:left="6480" w:hanging="360"/>
+      </w:pPr>
+      <w:rPr>
+        <w:rFonts w:ascii="Wingdings" w:hAnsi="Wingdings" w:hint="default"/>
+        <w:sz w:val="20"/>
+      </w:rPr>
+    </w:lvl>
+  </w:abstractNum>
+  <w:abstractNum w:abstractNumId="3" w15:restartNumberingAfterBreak="0">
+    <w:nsid w:val="509B0449"/>
+    <w:multiLevelType w:val="multilevel"/>
+    <w:tmpl w:val="05C6006A"/>
+    <w:lvl w:ilvl="0">
+      <w:start w:val="1"/>
+      <w:numFmt w:val="bullet"/>
+      <w:lvlText w:val=""/>
+      <w:lvlJc w:val="left"/>
+      <w:pPr>
+        <w:tabs>
+          <w:tab w:val="num" w:pos="720"/>
+        </w:tabs>
+        <w:ind w:left="720" w:hanging="360"/>
+      </w:pPr>
+      <w:rPr>
+        <w:rFonts w:ascii="Symbol" w:hAnsi="Symbol" w:hint="default"/>
+        <w:sz w:val="20"/>
+      </w:rPr>
+    </w:lvl>
+    <w:lvl w:ilvl="1" w:tentative="1">
+      <w:start w:val="1"/>
+      <w:numFmt w:val="bullet"/>
+      <w:lvlText w:val="o"/>
+      <w:lvlJc w:val="left"/>
+      <w:pPr>
+        <w:tabs>
+          <w:tab w:val="num" w:pos="1440"/>
+        </w:tabs>
+        <w:ind w:left="1440" w:hanging="360"/>
+      </w:pPr>
+      <w:rPr>
+        <w:rFonts w:ascii="Courier New" w:hAnsi="Courier New" w:hint="default"/>
+        <w:sz w:val="20"/>
+      </w:rPr>
+    </w:lvl>
+    <w:lvl w:ilvl="2" w:tentative="1">
+      <w:start w:val="1"/>
+      <w:numFmt w:val="bullet"/>
+      <w:lvlText w:val=""/>
+      <w:lvlJc w:val="left"/>
+      <w:pPr>
+        <w:tabs>
+          <w:tab w:val="num" w:pos="2160"/>
+        </w:tabs>
+        <w:ind w:left="2160" w:hanging="360"/>
+      </w:pPr>
+      <w:rPr>
+        <w:rFonts w:ascii="Wingdings" w:hAnsi="Wingdings" w:hint="default"/>
+        <w:sz w:val="20"/>
+      </w:rPr>
+    </w:lvl>
+    <w:lvl w:ilvl="3" w:tentative="1">
+      <w:start w:val="1"/>
+      <w:numFmt w:val="bullet"/>
+      <w:lvlText w:val=""/>
+      <w:lvlJc w:val="left"/>
+      <w:pPr>
+        <w:tabs>
+          <w:tab w:val="num" w:pos="2880"/>
+        </w:tabs>
+        <w:ind w:left="2880" w:hanging="360"/>
+      </w:pPr>
+      <w:rPr>
+        <w:rFonts w:ascii="Wingdings" w:hAnsi="Wingdings" w:hint="default"/>
+        <w:sz w:val="20"/>
+      </w:rPr>
+    </w:lvl>
+    <w:lvl w:ilvl="4" w:tentative="1">
+      <w:start w:val="1"/>
+      <w:numFmt w:val="bullet"/>
+      <w:lvlText w:val=""/>
+      <w:lvlJc w:val="left"/>
+      <w:pPr>
+        <w:tabs>
+          <w:tab w:val="num" w:pos="3600"/>
+        </w:tabs>
+        <w:ind w:left="3600" w:hanging="360"/>
+      </w:pPr>
+      <w:rPr>
+        <w:rFonts w:ascii="Wingdings" w:hAnsi="Wingdings" w:hint="default"/>
+        <w:sz w:val="20"/>
+      </w:rPr>
+    </w:lvl>
+    <w:lvl w:ilvl="5" w:tentative="1">
+      <w:start w:val="1"/>
+      <w:numFmt w:val="bullet"/>
+      <w:lvlText w:val=""/>
+      <w:lvlJc w:val="left"/>
+      <w:pPr>
+        <w:tabs>
+          <w:tab w:val="num" w:pos="4320"/>
+        </w:tabs>
+        <w:ind w:left="4320" w:hanging="360"/>
+      </w:pPr>
+      <w:rPr>
+        <w:rFonts w:ascii="Wingdings" w:hAnsi="Wingdings" w:hint="default"/>
+        <w:sz w:val="20"/>
+      </w:rPr>
+    </w:lvl>
+    <w:lvl w:ilvl="6" w:tentative="1">
+      <w:start w:val="1"/>
+      <w:numFmt w:val="bullet"/>
+      <w:lvlText w:val=""/>
+      <w:lvlJc w:val="left"/>
+      <w:pPr>
+        <w:tabs>
+          <w:tab w:val="num" w:pos="5040"/>
+        </w:tabs>
+        <w:ind w:left="5040" w:hanging="360"/>
+      </w:pPr>
+      <w:rPr>
+        <w:rFonts w:ascii="Wingdings" w:hAnsi="Wingdings" w:hint="default"/>
+        <w:sz w:val="20"/>
+      </w:rPr>
+    </w:lvl>
+    <w:lvl w:ilvl="7" w:tentative="1">
+      <w:start w:val="1"/>
+      <w:numFmt w:val="bullet"/>
+      <w:lvlText w:val=""/>
+      <w:lvlJc w:val="left"/>
+      <w:pPr>
+        <w:tabs>
+          <w:tab w:val="num" w:pos="5760"/>
+        </w:tabs>
+        <w:ind w:left="5760" w:hanging="360"/>
+      </w:pPr>
+      <w:rPr>
+        <w:rFonts w:ascii="Wingdings" w:hAnsi="Wingdings" w:hint="default"/>
+        <w:sz w:val="20"/>
+      </w:rPr>
+    </w:lvl>
+    <w:lvl w:ilvl="8" w:tentative="1">
+      <w:start w:val="1"/>
+      <w:numFmt w:val="bullet"/>
+      <w:lvlText w:val=""/>
+      <w:lvlJc w:val="left"/>
+      <w:pPr>
+        <w:tabs>
+          <w:tab w:val="num" w:pos="6480"/>
+        </w:tabs>
+        <w:ind w:left="6480" w:hanging="360"/>
+      </w:pPr>
+      <w:rPr>
+        <w:rFonts w:ascii="Wingdings" w:hAnsi="Wingdings" w:hint="default"/>
+        <w:sz w:val="20"/>
+      </w:rPr>
+    </w:lvl>
+  </w:abstractNum>
+  <w:abstractNum w:abstractNumId="4" w15:restartNumberingAfterBreak="0">
+    <w:nsid w:val="53511072"/>
+    <w:multiLevelType w:val="multilevel"/>
+    <w:tmpl w:val="0F0CA33C"/>
+    <w:lvl w:ilvl="0">
+      <w:start w:val="1"/>
+      <w:numFmt w:val="decimal"/>
+      <w:lvlText w:val="%1."/>
+      <w:lvlJc w:val="left"/>
+      <w:pPr>
+        <w:tabs>
+          <w:tab w:val="num" w:pos="720"/>
+        </w:tabs>
+        <w:ind w:left="720" w:hanging="360"/>
+      </w:pPr>
+    </w:lvl>
+    <w:lvl w:ilvl="1" w:tentative="1">
+      <w:start w:val="1"/>
+      <w:numFmt w:val="decimal"/>
+      <w:lvlText w:val="%2."/>
+      <w:lvlJc w:val="left"/>
+      <w:pPr>
+        <w:tabs>
+          <w:tab w:val="num" w:pos="1440"/>
+        </w:tabs>
+        <w:ind w:left="1440" w:hanging="360"/>
+      </w:pPr>
+    </w:lvl>
+    <w:lvl w:ilvl="2" w:tentative="1">
+      <w:start w:val="1"/>
+      <w:numFmt w:val="decimal"/>
+      <w:lvlText w:val="%3."/>
+      <w:lvlJc w:val="left"/>
+      <w:pPr>
+        <w:tabs>
+          <w:tab w:val="num" w:pos="2160"/>
+        </w:tabs>
+        <w:ind w:left="2160" w:hanging="360"/>
+      </w:pPr>
+    </w:lvl>
+    <w:lvl w:ilvl="3" w:tentative="1">
+      <w:start w:val="1"/>
+      <w:numFmt w:val="decimal"/>
+      <w:lvlText w:val="%4."/>
+      <w:lvlJc w:val="left"/>
+      <w:pPr>
+        <w:tabs>
+          <w:tab w:val="num" w:pos="2880"/>
+        </w:tabs>
+        <w:ind w:left="2880" w:hanging="360"/>
+      </w:pPr>
+    </w:lvl>
+    <w:lvl w:ilvl="4" w:tentative="1">
+      <w:start w:val="1"/>
+      <w:numFmt w:val="decimal"/>
+      <w:lvlText w:val="%5."/>
+      <w:lvlJc w:val="left"/>
+      <w:pPr>
+        <w:tabs>
+          <w:tab w:val="num" w:pos="3600"/>
+        </w:tabs>
+        <w:ind w:left="3600" w:hanging="360"/>
+      </w:pPr>
+    </w:lvl>
+    <w:lvl w:ilvl="5" w:tentative="1">
+      <w:start w:val="1"/>
+      <w:numFmt w:val="decimal"/>
+      <w:lvlText w:val="%6."/>
+      <w:lvlJc w:val="left"/>
+      <w:pPr>
+        <w:tabs>
+          <w:tab w:val="num" w:pos="4320"/>
+        </w:tabs>
+        <w:ind w:left="4320" w:hanging="360"/>
+      </w:pPr>
+    </w:lvl>
+    <w:lvl w:ilvl="6" w:tentative="1">
+      <w:start w:val="1"/>
+      <w:numFmt w:val="decimal"/>
+      <w:lvlText w:val="%7."/>
+      <w:lvlJc w:val="left"/>
+      <w:pPr>
+        <w:tabs>
+          <w:tab w:val="num" w:pos="5040"/>
+        </w:tabs>
+        <w:ind w:left="5040" w:hanging="360"/>
+      </w:pPr>
+    </w:lvl>
+    <w:lvl w:ilvl="7" w:tentative="1">
+      <w:start w:val="1"/>
+      <w:numFmt w:val="decimal"/>
+      <w:lvlText w:val="%8."/>
+      <w:lvlJc w:val="left"/>
+      <w:pPr>
+        <w:tabs>
+          <w:tab w:val="num" w:pos="5760"/>
+        </w:tabs>
+        <w:ind w:left="5760" w:hanging="360"/>
+      </w:pPr>
+    </w:lvl>
+    <w:lvl w:ilvl="8" w:tentative="1">
+      <w:start w:val="1"/>
+      <w:numFmt w:val="decimal"/>
+      <w:lvlText w:val="%9."/>
+      <w:lvlJc w:val="left"/>
+      <w:pPr>
+        <w:tabs>
+          <w:tab w:val="num" w:pos="6480"/>
+        </w:tabs>
+        <w:ind w:left="6480" w:hanging="360"/>
+      </w:pPr>
+    </w:lvl>
+  </w:abstractNum>
+  <w:abstractNum w:abstractNumId="5" w15:restartNumberingAfterBreak="0">
     <w:nsid w:val="568202AB"/>
     <w:multiLevelType w:val="multilevel"/>
     <w:tmpl w:val="248C6BF0"/>
@@ -1088,7 +1496,22 @@
     </w:lvl>
   </w:abstractNum>
   <w:num w:numId="1" w16cid:durableId="1727798732">
+    <w:abstractNumId w:val="5"/>
+  </w:num>
+  <w:num w:numId="2" w16cid:durableId="811411042">
     <w:abstractNumId w:val="0"/>
+  </w:num>
+  <w:num w:numId="3" w16cid:durableId="1154643587">
+    <w:abstractNumId w:val="3"/>
+  </w:num>
+  <w:num w:numId="4" w16cid:durableId="1274823897">
+    <w:abstractNumId w:val="2"/>
+  </w:num>
+  <w:num w:numId="5" w16cid:durableId="192351846">
+    <w:abstractNumId w:val="1"/>
+  </w:num>
+  <w:num w:numId="6" w16cid:durableId="2145387067">
+    <w:abstractNumId w:val="4"/>
   </w:num>
 </w:numbering>
 </file>
@@ -1531,6 +1954,29 @@
       <w:szCs w:val="36"/>
     </w:rPr>
   </w:style>
+  <w:style w:type="paragraph" w:styleId="Heading3">
+    <w:name w:val="heading 3"/>
+    <w:basedOn w:val="Normal"/>
+    <w:next w:val="Normal"/>
+    <w:link w:val="Heading3Char"/>
+    <w:uiPriority w:val="9"/>
+    <w:semiHidden/>
+    <w:unhideWhenUsed/>
+    <w:qFormat/>
+    <w:rsid w:val="002B09D4"/>
+    <w:pPr>
+      <w:keepNext/>
+      <w:keepLines/>
+      <w:spacing w:before="40" w:after="0"/>
+      <w:outlineLvl w:val="2"/>
+    </w:pPr>
+    <w:rPr>
+      <w:rFonts w:asciiTheme="majorHAnsi" w:eastAsiaTheme="majorEastAsia" w:hAnsiTheme="majorHAnsi" w:cstheme="majorBidi"/>
+      <w:color w:val="1F3763" w:themeColor="accent1" w:themeShade="7F"/>
+      <w:sz w:val="24"/>
+      <w:szCs w:val="24"/>
+    </w:rPr>
+  </w:style>
   <w:style w:type="character" w:default="1" w:styleId="DefaultParagraphFont">
     <w:name w:val="Default Paragraph Font"/>
     <w:uiPriority w:val="1"/>
@@ -1612,6 +2058,20 @@
     <w:rPr>
       <w:b/>
       <w:bCs/>
+    </w:rPr>
+  </w:style>
+  <w:style w:type="character" w:customStyle="1" w:styleId="Heading3Char">
+    <w:name w:val="Heading 3 Char"/>
+    <w:basedOn w:val="DefaultParagraphFont"/>
+    <w:link w:val="Heading3"/>
+    <w:uiPriority w:val="9"/>
+    <w:semiHidden/>
+    <w:rsid w:val="002B09D4"/>
+    <w:rPr>
+      <w:rFonts w:asciiTheme="majorHAnsi" w:eastAsiaTheme="majorEastAsia" w:hAnsiTheme="majorHAnsi" w:cstheme="majorBidi"/>
+      <w:color w:val="1F3763" w:themeColor="accent1" w:themeShade="7F"/>
+      <w:sz w:val="24"/>
+      <w:szCs w:val="24"/>
     </w:rPr>
   </w:style>
 </w:styles>
